--- a/Predictive Modelling and Profit Optimization for Multichain Restaurants.docx
+++ b/Predictive Modelling and Profit Optimization for Multichain Restaurants.docx
@@ -570,6 +570,38 @@
     </w:p>
     <w:p>
       <w:pPr>
+        <w:pStyle w:val="ListParagraph"/>
+        <w:rPr>
+          <w:rFonts w:ascii="Arial" w:hAnsi="Arial" w:cs="Arial"/>
+          <w:sz w:val="36"/>
+          <w:szCs w:val="36"/>
+        </w:rPr>
+      </w:pPr>
+    </w:p>
+    <w:p>
+      <w:pPr>
+        <w:pStyle w:val="ListParagraph"/>
+        <w:numPr>
+          <w:ilvl w:val="0"/>
+          <w:numId w:val="1"/>
+        </w:numPr>
+        <w:rPr>
+          <w:rFonts w:ascii="Arial" w:hAnsi="Arial" w:cs="Arial"/>
+          <w:sz w:val="36"/>
+          <w:szCs w:val="36"/>
+        </w:rPr>
+      </w:pPr>
+      <w:r>
+        <w:rPr>
+          <w:rFonts w:ascii="Arial" w:hAnsi="Arial" w:cs="Arial"/>
+          <w:sz w:val="36"/>
+          <w:szCs w:val="36"/>
+        </w:rPr>
+        <w:t>Executive summary for Government    Stakeholders</w:t>
+      </w:r>
+    </w:p>
+    <w:p>
+      <w:pPr>
         <w:rPr>
           <w:sz w:val="36"/>
           <w:szCs w:val="36"/>
@@ -612,6 +644,7 @@
           <w:sz w:val="36"/>
           <w:szCs w:val="36"/>
         </w:rPr>
+        <w:lastRenderedPageBreak/>
         <w:br w:type="page"/>
       </w:r>
     </w:p>
@@ -755,23 +788,7 @@
           <w:sz w:val="36"/>
           <w:szCs w:val="36"/>
         </w:rPr>
-        <w:t xml:space="preserve">The ultimate goal is </w:t>
-      </w:r>
-      <w:proofErr w:type="gramStart"/>
-      <w:r>
-        <w:rPr>
-          <w:sz w:val="36"/>
-          <w:szCs w:val="36"/>
-        </w:rPr>
-        <w:t>maximize</w:t>
-      </w:r>
-      <w:proofErr w:type="gramEnd"/>
-      <w:r>
-        <w:rPr>
-          <w:sz w:val="36"/>
-          <w:szCs w:val="36"/>
-        </w:rPr>
-        <w:t xml:space="preserve"> profitability, improve channel allocation, reduce operational risk, and enable restaurants to make data-driven decisions for sustainable growth and competitive advantage.</w:t>
+        <w:t>The ultimate goal is maximize profitability, improve channel allocation, reduce operational risk, and enable restaurants to make data-driven decisions for sustainable growth and competitive advantage.</w:t>
       </w:r>
       <w:r>
         <w:rPr>
@@ -950,23 +967,7 @@
           <w:sz w:val="36"/>
           <w:szCs w:val="36"/>
         </w:rPr>
-        <w:t xml:space="preserve">revenue generated through different channels (In-Store, Uber </w:t>
-      </w:r>
-      <w:proofErr w:type="gramStart"/>
-      <w:r>
-        <w:rPr>
-          <w:sz w:val="36"/>
-          <w:szCs w:val="36"/>
-        </w:rPr>
-        <w:t>Eats,DoorDash</w:t>
-      </w:r>
-      <w:proofErr w:type="gramEnd"/>
-      <w:r>
-        <w:rPr>
-          <w:sz w:val="36"/>
-          <w:szCs w:val="36"/>
-        </w:rPr>
-        <w:t xml:space="preserve"> and Self-Delivery), and profitability measures.</w:t>
+        <w:t>revenue generated through different channels (In-Store, Uber Eats,DoorDash and Self-Delivery), and profitability measures.</w:t>
       </w:r>
     </w:p>
     <w:p>
@@ -1019,23 +1020,7 @@
           <w:sz w:val="36"/>
           <w:szCs w:val="36"/>
         </w:rPr>
-        <w:t xml:space="preserve">Exploratory Data </w:t>
-      </w:r>
-      <w:proofErr w:type="gramStart"/>
-      <w:r>
-        <w:rPr>
-          <w:sz w:val="36"/>
-          <w:szCs w:val="36"/>
-        </w:rPr>
-        <w:t>Analysis(</w:t>
-      </w:r>
-      <w:proofErr w:type="gramEnd"/>
-      <w:r>
-        <w:rPr>
-          <w:sz w:val="36"/>
-          <w:szCs w:val="36"/>
-        </w:rPr>
-        <w:t xml:space="preserve">EDA) was conducted to understand data </w:t>
+        <w:t xml:space="preserve">Exploratory Data Analysis(EDA) was conducted to understand data </w:t>
       </w:r>
       <w:r>
         <w:rPr>
@@ -1107,20 +1092,8 @@
           <w:szCs w:val="36"/>
           <w:u w:val="single"/>
         </w:rPr>
-        <w:t xml:space="preserve">Data </w:t>
-      </w:r>
-      <w:proofErr w:type="gramStart"/>
-      <w:r>
-        <w:rPr>
-          <w:b/>
-          <w:bCs/>
-          <w:sz w:val="36"/>
-          <w:szCs w:val="36"/>
-          <w:u w:val="single"/>
-        </w:rPr>
-        <w:t>Pre-processing</w:t>
-      </w:r>
-      <w:proofErr w:type="gramEnd"/>
+        <w:t>Data Pre-processing</w:t>
+      </w:r>
     </w:p>
     <w:p>
       <w:pPr>
@@ -1491,7 +1464,6 @@
           <w:szCs w:val="36"/>
         </w:rPr>
       </w:pPr>
-      <w:proofErr w:type="spellStart"/>
       <w:r>
         <w:rPr>
           <w:sz w:val="36"/>
@@ -1499,7 +1471,6 @@
         </w:rPr>
         <w:t>CuisineType_Chinese</w:t>
       </w:r>
-      <w:proofErr w:type="spellEnd"/>
     </w:p>
     <w:p>
       <w:pPr>
@@ -1513,7 +1484,6 @@
           <w:szCs w:val="36"/>
         </w:rPr>
       </w:pPr>
-      <w:proofErr w:type="spellStart"/>
       <w:r>
         <w:rPr>
           <w:sz w:val="36"/>
@@ -1521,7 +1491,6 @@
         </w:rPr>
         <w:t>CuisineType_Indian</w:t>
       </w:r>
-      <w:proofErr w:type="spellEnd"/>
     </w:p>
     <w:p>
       <w:pPr>
@@ -1535,7 +1504,6 @@
           <w:szCs w:val="36"/>
         </w:rPr>
       </w:pPr>
-      <w:proofErr w:type="spellStart"/>
       <w:r>
         <w:rPr>
           <w:sz w:val="36"/>
@@ -1543,7 +1511,6 @@
         </w:rPr>
         <w:t>Segment_QSR</w:t>
       </w:r>
-      <w:proofErr w:type="spellEnd"/>
     </w:p>
     <w:p>
       <w:pPr>
@@ -1557,21 +1524,12 @@
           <w:szCs w:val="36"/>
         </w:rPr>
       </w:pPr>
-      <w:proofErr w:type="spellStart"/>
-      <w:r>
-        <w:rPr>
-          <w:sz w:val="36"/>
-          <w:szCs w:val="36"/>
-        </w:rPr>
-        <w:t>Segment_Full</w:t>
-      </w:r>
-      <w:proofErr w:type="spellEnd"/>
-      <w:r>
-        <w:rPr>
-          <w:sz w:val="36"/>
-          <w:szCs w:val="36"/>
-        </w:rPr>
-        <w:t>-service</w:t>
+      <w:r>
+        <w:rPr>
+          <w:sz w:val="36"/>
+          <w:szCs w:val="36"/>
+        </w:rPr>
+        <w:t>Segment_Full-service</w:t>
       </w:r>
     </w:p>
     <w:p>
@@ -1586,7 +1544,6 @@
           <w:szCs w:val="36"/>
         </w:rPr>
       </w:pPr>
-      <w:proofErr w:type="spellStart"/>
       <w:r>
         <w:rPr>
           <w:sz w:val="36"/>
@@ -1594,7 +1551,6 @@
         </w:rPr>
         <w:t>Subregion_West_Auckland</w:t>
       </w:r>
-      <w:proofErr w:type="spellEnd"/>
     </w:p>
     <w:p>
       <w:pPr>
@@ -2037,23 +1993,7 @@
           <w:sz w:val="36"/>
           <w:szCs w:val="36"/>
         </w:rPr>
-        <w:t xml:space="preserve"> Data </w:t>
-      </w:r>
-      <w:proofErr w:type="gramStart"/>
-      <w:r>
-        <w:rPr>
-          <w:sz w:val="36"/>
-          <w:szCs w:val="36"/>
-        </w:rPr>
-        <w:t>Analysis(</w:t>
-      </w:r>
-      <w:proofErr w:type="gramEnd"/>
-      <w:r>
-        <w:rPr>
-          <w:sz w:val="36"/>
-          <w:szCs w:val="36"/>
-        </w:rPr>
-        <w:t xml:space="preserve">EDA) was performed to gain insights into the structure and characteristics of the restaurant dataset. The analysis included examining summary statistics, identifying missing values and outliers, and understanding the distributions of numerical </w:t>
+        <w:t xml:space="preserve"> Data Analysis(EDA) was performed to gain insights into the structure and characteristics of the restaurant dataset. The analysis included examining summary statistics, identifying missing values and outliers, and understanding the distributions of numerical </w:t>
       </w:r>
       <w:r>
         <w:rPr>
@@ -2300,23 +2240,7 @@
           <w:sz w:val="36"/>
           <w:szCs w:val="36"/>
         </w:rPr>
-        <w:t xml:space="preserve">The histogram illustrates the distribution of Average Order </w:t>
-      </w:r>
-      <w:proofErr w:type="gramStart"/>
-      <w:r>
-        <w:rPr>
-          <w:sz w:val="36"/>
-          <w:szCs w:val="36"/>
-        </w:rPr>
-        <w:t>Value(</w:t>
-      </w:r>
-      <w:proofErr w:type="gramEnd"/>
-      <w:r>
-        <w:rPr>
-          <w:sz w:val="36"/>
-          <w:szCs w:val="36"/>
-        </w:rPr>
-        <w:t>AOV) across the restaurants in the dataset. The AOV values range approximately from 30 to 47.5, with the majority of restaurants having and order value between 35 and 45. The distribution appears relatively symmetric and close to normal, indicating that most restaurants operate within a similar pricing range. There are no significant outliers or extreme values, suggesting consistency in customer spending patterns across the restaurants. This information provides valuable insight into pricing behaviour and serves as an important predictor of restaurant profitability.</w:t>
+        <w:t>The histogram illustrates the distribution of Average Order Value(AOV) across the restaurants in the dataset. The AOV values range approximately from 30 to 47.5, with the majority of restaurants having and order value between 35 and 45. The distribution appears relatively symmetric and close to normal, indicating that most restaurants operate within a similar pricing range. There are no significant outliers or extreme values, suggesting consistency in customer spending patterns across the restaurants. This information provides valuable insight into pricing behaviour and serves as an important predictor of restaurant profitability.</w:t>
       </w:r>
     </w:p>
     <w:p>
@@ -3135,15 +3059,7 @@
           <w:sz w:val="36"/>
           <w:szCs w:val="36"/>
         </w:rPr>
-        <w:t xml:space="preserve">patters can help business tailor strategies for specific market </w:t>
-      </w:r>
-      <w:proofErr w:type="gramStart"/>
-      <w:r>
-        <w:rPr>
-          <w:sz w:val="36"/>
-          <w:szCs w:val="36"/>
-        </w:rPr>
-        <w:t xml:space="preserve">segments </w:t>
+        <w:t xml:space="preserve">patters can help business tailor strategies for specific market segments </w:t>
       </w:r>
       <w:r>
         <w:rPr>
@@ -3157,15 +3073,7 @@
           <w:sz w:val="36"/>
           <w:szCs w:val="36"/>
         </w:rPr>
-        <w:t>and</w:t>
-      </w:r>
-      <w:proofErr w:type="gramEnd"/>
-      <w:r>
-        <w:rPr>
-          <w:sz w:val="36"/>
-          <w:szCs w:val="36"/>
-        </w:rPr>
-        <w:t xml:space="preserve"> optimize operational performance</w:t>
+        <w:t>and optimize operational performance</w:t>
       </w:r>
     </w:p>
     <w:p>
@@ -3275,39 +3183,7 @@
           <w:sz w:val="36"/>
           <w:szCs w:val="36"/>
         </w:rPr>
-        <w:t xml:space="preserve">The bar chart shows the distribution of restaurants across different business segments. </w:t>
-      </w:r>
-      <w:proofErr w:type="gramStart"/>
-      <w:r>
-        <w:rPr>
-          <w:sz w:val="36"/>
-          <w:szCs w:val="36"/>
-        </w:rPr>
-        <w:t>QSR(</w:t>
-      </w:r>
-      <w:proofErr w:type="gramEnd"/>
-      <w:r>
-        <w:rPr>
-          <w:sz w:val="36"/>
-          <w:szCs w:val="36"/>
-        </w:rPr>
-        <w:t xml:space="preserve">Quick Service Restaurants) constitute the largest segment in the dataset, followed closely by Cafes and Full-service restaurants. Ghost Kitchens represent the smallest segment, </w:t>
-      </w:r>
-      <w:proofErr w:type="gramStart"/>
-      <w:r>
-        <w:rPr>
-          <w:sz w:val="36"/>
-          <w:szCs w:val="36"/>
-        </w:rPr>
-        <w:t>indicating  relatively</w:t>
-      </w:r>
-      <w:proofErr w:type="gramEnd"/>
-      <w:r>
-        <w:rPr>
-          <w:sz w:val="36"/>
-          <w:szCs w:val="36"/>
-        </w:rPr>
-        <w:t xml:space="preserve"> lower presence compared to traditional restaurant formats. The variation in segment composition reflects the diversity of </w:t>
+        <w:t xml:space="preserve">The bar chart shows the distribution of restaurants across different business segments. QSR(Quick Service Restaurants) constitute the largest segment in the dataset, followed closely by Cafes and Full-service restaurants. Ghost Kitchens represent the smallest segment, indicating  relatively lower presence compared to traditional restaurant formats. The variation in segment composition reflects the diversity of </w:t>
       </w:r>
       <w:r>
         <w:rPr>
@@ -5624,23 +5500,7 @@
           <w:sz w:val="36"/>
           <w:szCs w:val="36"/>
         </w:rPr>
-        <w:t xml:space="preserve">profit values indicates </w:t>
-      </w:r>
-      <w:proofErr w:type="gramStart"/>
-      <w:r>
-        <w:rPr>
-          <w:sz w:val="36"/>
-          <w:szCs w:val="36"/>
-        </w:rPr>
-        <w:t>that  certain</w:t>
-      </w:r>
-      <w:proofErr w:type="gramEnd"/>
-      <w:r>
-        <w:rPr>
-          <w:sz w:val="36"/>
-          <w:szCs w:val="36"/>
-        </w:rPr>
-        <w:t xml:space="preserve"> restaurants operate at a loss. The long right tail and wide spread suggest considerable variability in profitability among restaurants. </w:t>
+        <w:t xml:space="preserve">profit values indicates that  certain restaurants operate at a loss. The long right tail and wide spread suggest considerable variability in profitability among restaurants. </w:t>
       </w:r>
       <w:r>
         <w:rPr>
@@ -8107,23 +7967,7 @@
           <w:sz w:val="36"/>
           <w:szCs w:val="36"/>
         </w:rPr>
-        <w:t xml:space="preserve">showing that most restaurants operate within a narrow range of commission rates. The absence of significant outliers </w:t>
-      </w:r>
-      <w:proofErr w:type="gramStart"/>
-      <w:r>
-        <w:rPr>
-          <w:sz w:val="36"/>
-          <w:szCs w:val="36"/>
-        </w:rPr>
-        <w:t>suggest</w:t>
-      </w:r>
-      <w:proofErr w:type="gramEnd"/>
-      <w:r>
-        <w:rPr>
-          <w:sz w:val="36"/>
-          <w:szCs w:val="36"/>
-        </w:rPr>
-        <w:t xml:space="preserve"> a consistent </w:t>
+        <w:t xml:space="preserve">showing that most restaurants operate within a narrow range of commission rates. The absence of significant outliers suggest a consistent </w:t>
       </w:r>
       <w:r>
         <w:rPr>
@@ -9183,64 +9027,7 @@
           <w:sz w:val="36"/>
           <w:szCs w:val="36"/>
         </w:rPr>
-        <w:t>[</w:t>
-      </w:r>
-      <w:proofErr w:type="spellStart"/>
-      <w:r>
-        <w:rPr>
-          <w:sz w:val="36"/>
-          <w:szCs w:val="36"/>
-        </w:rPr>
-        <w:t>UE_share</w:t>
-      </w:r>
-      <w:proofErr w:type="spellEnd"/>
-      <w:r>
-        <w:rPr>
-          <w:sz w:val="36"/>
-          <w:szCs w:val="36"/>
-        </w:rPr>
-        <w:t>=\</w:t>
-      </w:r>
-      <w:proofErr w:type="gramStart"/>
-      <w:r>
-        <w:rPr>
-          <w:sz w:val="36"/>
-          <w:szCs w:val="36"/>
-        </w:rPr>
-        <w:t>frac{</w:t>
-      </w:r>
-      <w:proofErr w:type="spellStart"/>
-      <w:proofErr w:type="gramEnd"/>
-      <w:r>
-        <w:rPr>
-          <w:sz w:val="36"/>
-          <w:szCs w:val="36"/>
-        </w:rPr>
-        <w:t>UberEatsRevenue</w:t>
-      </w:r>
-      <w:proofErr w:type="spellEnd"/>
-      <w:r>
-        <w:rPr>
-          <w:sz w:val="36"/>
-          <w:szCs w:val="36"/>
-        </w:rPr>
-        <w:t>}{</w:t>
-      </w:r>
-      <w:proofErr w:type="spellStart"/>
-      <w:r>
-        <w:rPr>
-          <w:sz w:val="36"/>
-          <w:szCs w:val="36"/>
-        </w:rPr>
-        <w:t>TotalRevenue</w:t>
-      </w:r>
-      <w:proofErr w:type="spellEnd"/>
-      <w:r>
-        <w:rPr>
-          <w:sz w:val="36"/>
-          <w:szCs w:val="36"/>
-        </w:rPr>
-        <w:t>}]</w:t>
+        <w:t>[UE_share=\frac{UberEatsRevenue}{TotalRevenue}]</w:t>
       </w:r>
     </w:p>
     <w:p>
@@ -9274,64 +9061,7 @@
           <w:sz w:val="36"/>
           <w:szCs w:val="36"/>
         </w:rPr>
-        <w:t>[</w:t>
-      </w:r>
-      <w:proofErr w:type="spellStart"/>
-      <w:r>
-        <w:rPr>
-          <w:sz w:val="36"/>
-          <w:szCs w:val="36"/>
-        </w:rPr>
-        <w:t>DD_share</w:t>
-      </w:r>
-      <w:proofErr w:type="spellEnd"/>
-      <w:r>
-        <w:rPr>
-          <w:sz w:val="36"/>
-          <w:szCs w:val="36"/>
-        </w:rPr>
-        <w:t>=\</w:t>
-      </w:r>
-      <w:proofErr w:type="gramStart"/>
-      <w:r>
-        <w:rPr>
-          <w:sz w:val="36"/>
-          <w:szCs w:val="36"/>
-        </w:rPr>
-        <w:t>frac{</w:t>
-      </w:r>
-      <w:proofErr w:type="spellStart"/>
-      <w:proofErr w:type="gramEnd"/>
-      <w:r>
-        <w:rPr>
-          <w:sz w:val="36"/>
-          <w:szCs w:val="36"/>
-        </w:rPr>
-        <w:t>DoorDashRevenue</w:t>
-      </w:r>
-      <w:proofErr w:type="spellEnd"/>
-      <w:r>
-        <w:rPr>
-          <w:sz w:val="36"/>
-          <w:szCs w:val="36"/>
-        </w:rPr>
-        <w:t>}{</w:t>
-      </w:r>
-      <w:proofErr w:type="spellStart"/>
-      <w:r>
-        <w:rPr>
-          <w:sz w:val="36"/>
-          <w:szCs w:val="36"/>
-        </w:rPr>
-        <w:t>TotalRevenue</w:t>
-      </w:r>
-      <w:proofErr w:type="spellEnd"/>
-      <w:r>
-        <w:rPr>
-          <w:sz w:val="36"/>
-          <w:szCs w:val="36"/>
-        </w:rPr>
-        <w:t>}]</w:t>
+        <w:t>[DD_share=\frac{DoorDashRevenue}{TotalRevenue}]</w:t>
       </w:r>
     </w:p>
     <w:p>
@@ -9365,64 +9095,7 @@
           <w:sz w:val="36"/>
           <w:szCs w:val="36"/>
         </w:rPr>
-        <w:t>[</w:t>
-      </w:r>
-      <w:proofErr w:type="spellStart"/>
-      <w:r>
-        <w:rPr>
-          <w:sz w:val="36"/>
-          <w:szCs w:val="36"/>
-        </w:rPr>
-        <w:t>SD_share</w:t>
-      </w:r>
-      <w:proofErr w:type="spellEnd"/>
-      <w:r>
-        <w:rPr>
-          <w:sz w:val="36"/>
-          <w:szCs w:val="36"/>
-        </w:rPr>
-        <w:t>=\</w:t>
-      </w:r>
-      <w:proofErr w:type="gramStart"/>
-      <w:r>
-        <w:rPr>
-          <w:sz w:val="36"/>
-          <w:szCs w:val="36"/>
-        </w:rPr>
-        <w:t>frac{</w:t>
-      </w:r>
-      <w:proofErr w:type="spellStart"/>
-      <w:proofErr w:type="gramEnd"/>
-      <w:r>
-        <w:rPr>
-          <w:sz w:val="36"/>
-          <w:szCs w:val="36"/>
-        </w:rPr>
-        <w:t>SelfDeliveryRevenue</w:t>
-      </w:r>
-      <w:proofErr w:type="spellEnd"/>
-      <w:r>
-        <w:rPr>
-          <w:sz w:val="36"/>
-          <w:szCs w:val="36"/>
-        </w:rPr>
-        <w:t>}{</w:t>
-      </w:r>
-      <w:proofErr w:type="spellStart"/>
-      <w:r>
-        <w:rPr>
-          <w:sz w:val="36"/>
-          <w:szCs w:val="36"/>
-        </w:rPr>
-        <w:t>TotalRevenue</w:t>
-      </w:r>
-      <w:proofErr w:type="spellEnd"/>
-      <w:r>
-        <w:rPr>
-          <w:sz w:val="36"/>
-          <w:szCs w:val="36"/>
-        </w:rPr>
-        <w:t>}]</w:t>
+        <w:t>[SD_share=\frac{SelfDeliveryRevenue}{TotalRevenue}]</w:t>
       </w:r>
     </w:p>
     <w:p>
@@ -9457,64 +9130,7 @@
           <w:sz w:val="36"/>
           <w:szCs w:val="36"/>
         </w:rPr>
-        <w:t>[</w:t>
-      </w:r>
-      <w:proofErr w:type="spellStart"/>
-      <w:r>
-        <w:rPr>
-          <w:sz w:val="36"/>
-          <w:szCs w:val="36"/>
-        </w:rPr>
-        <w:t>InStoreShare</w:t>
-      </w:r>
-      <w:proofErr w:type="spellEnd"/>
-      <w:r>
-        <w:rPr>
-          <w:sz w:val="36"/>
-          <w:szCs w:val="36"/>
-        </w:rPr>
-        <w:t>=\</w:t>
-      </w:r>
-      <w:proofErr w:type="gramStart"/>
-      <w:r>
-        <w:rPr>
-          <w:sz w:val="36"/>
-          <w:szCs w:val="36"/>
-        </w:rPr>
-        <w:t>frac{</w:t>
-      </w:r>
-      <w:proofErr w:type="spellStart"/>
-      <w:proofErr w:type="gramEnd"/>
-      <w:r>
-        <w:rPr>
-          <w:sz w:val="36"/>
-          <w:szCs w:val="36"/>
-        </w:rPr>
-        <w:t>InStoreRevenue</w:t>
-      </w:r>
-      <w:proofErr w:type="spellEnd"/>
-      <w:r>
-        <w:rPr>
-          <w:sz w:val="36"/>
-          <w:szCs w:val="36"/>
-        </w:rPr>
-        <w:t>}{</w:t>
-      </w:r>
-      <w:proofErr w:type="spellStart"/>
-      <w:r>
-        <w:rPr>
-          <w:sz w:val="36"/>
-          <w:szCs w:val="36"/>
-        </w:rPr>
-        <w:t>TotalRevenue</w:t>
-      </w:r>
-      <w:proofErr w:type="spellEnd"/>
-      <w:r>
-        <w:rPr>
-          <w:sz w:val="36"/>
-          <w:szCs w:val="36"/>
-        </w:rPr>
-        <w:t>}]</w:t>
+        <w:t>[InStoreShare=\frac{InStoreRevenue}{TotalRevenue}]</w:t>
       </w:r>
     </w:p>
     <w:p>
@@ -9599,64 +9215,7 @@
           <w:sz w:val="36"/>
           <w:szCs w:val="36"/>
         </w:rPr>
-        <w:t>[</w:t>
-      </w:r>
-      <w:proofErr w:type="spellStart"/>
-      <w:r>
-        <w:rPr>
-          <w:sz w:val="36"/>
-          <w:szCs w:val="36"/>
-        </w:rPr>
-        <w:t>UE_RevRatio</w:t>
-      </w:r>
-      <w:proofErr w:type="spellEnd"/>
-      <w:r>
-        <w:rPr>
-          <w:sz w:val="36"/>
-          <w:szCs w:val="36"/>
-        </w:rPr>
-        <w:t>=\</w:t>
-      </w:r>
-      <w:proofErr w:type="gramStart"/>
-      <w:r>
-        <w:rPr>
-          <w:sz w:val="36"/>
-          <w:szCs w:val="36"/>
-        </w:rPr>
-        <w:t>frac{</w:t>
-      </w:r>
-      <w:proofErr w:type="spellStart"/>
-      <w:proofErr w:type="gramEnd"/>
-      <w:r>
-        <w:rPr>
-          <w:sz w:val="36"/>
-          <w:szCs w:val="36"/>
-        </w:rPr>
-        <w:t>UberEatsRevenue</w:t>
-      </w:r>
-      <w:proofErr w:type="spellEnd"/>
-      <w:r>
-        <w:rPr>
-          <w:sz w:val="36"/>
-          <w:szCs w:val="36"/>
-        </w:rPr>
-        <w:t>}{</w:t>
-      </w:r>
-      <w:proofErr w:type="spellStart"/>
-      <w:r>
-        <w:rPr>
-          <w:sz w:val="36"/>
-          <w:szCs w:val="36"/>
-        </w:rPr>
-        <w:t>TotalRevenue</w:t>
-      </w:r>
-      <w:proofErr w:type="spellEnd"/>
-      <w:r>
-        <w:rPr>
-          <w:sz w:val="36"/>
-          <w:szCs w:val="36"/>
-        </w:rPr>
-        <w:t>}]</w:t>
+        <w:t>[UE_RevRatio=\frac{UberEatsRevenue}{TotalRevenue}]</w:t>
       </w:r>
     </w:p>
     <w:p>
@@ -9690,64 +9249,7 @@
           <w:sz w:val="36"/>
           <w:szCs w:val="36"/>
         </w:rPr>
-        <w:t>[</w:t>
-      </w:r>
-      <w:proofErr w:type="spellStart"/>
-      <w:r>
-        <w:rPr>
-          <w:sz w:val="36"/>
-          <w:szCs w:val="36"/>
-        </w:rPr>
-        <w:t>DD_RevRatio</w:t>
-      </w:r>
-      <w:proofErr w:type="spellEnd"/>
-      <w:r>
-        <w:rPr>
-          <w:sz w:val="36"/>
-          <w:szCs w:val="36"/>
-        </w:rPr>
-        <w:t>=\</w:t>
-      </w:r>
-      <w:proofErr w:type="gramStart"/>
-      <w:r>
-        <w:rPr>
-          <w:sz w:val="36"/>
-          <w:szCs w:val="36"/>
-        </w:rPr>
-        <w:t>frac{</w:t>
-      </w:r>
-      <w:proofErr w:type="spellStart"/>
-      <w:proofErr w:type="gramEnd"/>
-      <w:r>
-        <w:rPr>
-          <w:sz w:val="36"/>
-          <w:szCs w:val="36"/>
-        </w:rPr>
-        <w:t>DoorDashRevenue</w:t>
-      </w:r>
-      <w:proofErr w:type="spellEnd"/>
-      <w:r>
-        <w:rPr>
-          <w:sz w:val="36"/>
-          <w:szCs w:val="36"/>
-        </w:rPr>
-        <w:t>}{</w:t>
-      </w:r>
-      <w:proofErr w:type="spellStart"/>
-      <w:r>
-        <w:rPr>
-          <w:sz w:val="36"/>
-          <w:szCs w:val="36"/>
-        </w:rPr>
-        <w:t>TotalRevenue</w:t>
-      </w:r>
-      <w:proofErr w:type="spellEnd"/>
-      <w:r>
-        <w:rPr>
-          <w:sz w:val="36"/>
-          <w:szCs w:val="36"/>
-        </w:rPr>
-        <w:t>}]</w:t>
+        <w:t>[DD_RevRatio=\frac{DoorDashRevenue}{TotalRevenue}]</w:t>
       </w:r>
     </w:p>
     <w:p>
@@ -9781,64 +9283,7 @@
           <w:sz w:val="36"/>
           <w:szCs w:val="36"/>
         </w:rPr>
-        <w:t>[</w:t>
-      </w:r>
-      <w:proofErr w:type="spellStart"/>
-      <w:r>
-        <w:rPr>
-          <w:sz w:val="36"/>
-          <w:szCs w:val="36"/>
-        </w:rPr>
-        <w:t>SD_RevRatio</w:t>
-      </w:r>
-      <w:proofErr w:type="spellEnd"/>
-      <w:r>
-        <w:rPr>
-          <w:sz w:val="36"/>
-          <w:szCs w:val="36"/>
-        </w:rPr>
-        <w:t>=\</w:t>
-      </w:r>
-      <w:proofErr w:type="gramStart"/>
-      <w:r>
-        <w:rPr>
-          <w:sz w:val="36"/>
-          <w:szCs w:val="36"/>
-        </w:rPr>
-        <w:t>frac{</w:t>
-      </w:r>
-      <w:proofErr w:type="spellStart"/>
-      <w:proofErr w:type="gramEnd"/>
-      <w:r>
-        <w:rPr>
-          <w:sz w:val="36"/>
-          <w:szCs w:val="36"/>
-        </w:rPr>
-        <w:t>SelfDeliveryRevenue</w:t>
-      </w:r>
-      <w:proofErr w:type="spellEnd"/>
-      <w:r>
-        <w:rPr>
-          <w:sz w:val="36"/>
-          <w:szCs w:val="36"/>
-        </w:rPr>
-        <w:t>}{</w:t>
-      </w:r>
-      <w:proofErr w:type="spellStart"/>
-      <w:r>
-        <w:rPr>
-          <w:sz w:val="36"/>
-          <w:szCs w:val="36"/>
-        </w:rPr>
-        <w:t>TotalRevenue</w:t>
-      </w:r>
-      <w:proofErr w:type="spellEnd"/>
-      <w:r>
-        <w:rPr>
-          <w:sz w:val="36"/>
-          <w:szCs w:val="36"/>
-        </w:rPr>
-        <w:t>}]</w:t>
+        <w:t>[SD_RevRatio=\frac{SelfDeliveryRevenue}{TotalRevenue}]</w:t>
       </w:r>
     </w:p>
     <w:p>
@@ -9872,64 +9317,7 @@
           <w:sz w:val="36"/>
           <w:szCs w:val="36"/>
         </w:rPr>
-        <w:t>[</w:t>
-      </w:r>
-      <w:proofErr w:type="spellStart"/>
-      <w:r>
-        <w:rPr>
-          <w:sz w:val="36"/>
-          <w:szCs w:val="36"/>
-        </w:rPr>
-        <w:t>InStore_RevRatio</w:t>
-      </w:r>
-      <w:proofErr w:type="spellEnd"/>
-      <w:r>
-        <w:rPr>
-          <w:sz w:val="36"/>
-          <w:szCs w:val="36"/>
-        </w:rPr>
-        <w:t>=\</w:t>
-      </w:r>
-      <w:proofErr w:type="gramStart"/>
-      <w:r>
-        <w:rPr>
-          <w:sz w:val="36"/>
-          <w:szCs w:val="36"/>
-        </w:rPr>
-        <w:t>frac{</w:t>
-      </w:r>
-      <w:proofErr w:type="spellStart"/>
-      <w:proofErr w:type="gramEnd"/>
-      <w:r>
-        <w:rPr>
-          <w:sz w:val="36"/>
-          <w:szCs w:val="36"/>
-        </w:rPr>
-        <w:t>InStoreRevenue</w:t>
-      </w:r>
-      <w:proofErr w:type="spellEnd"/>
-      <w:r>
-        <w:rPr>
-          <w:sz w:val="36"/>
-          <w:szCs w:val="36"/>
-        </w:rPr>
-        <w:t>}{</w:t>
-      </w:r>
-      <w:proofErr w:type="spellStart"/>
-      <w:r>
-        <w:rPr>
-          <w:sz w:val="36"/>
-          <w:szCs w:val="36"/>
-        </w:rPr>
-        <w:t>TotalRevenue</w:t>
-      </w:r>
-      <w:proofErr w:type="spellEnd"/>
-      <w:r>
-        <w:rPr>
-          <w:sz w:val="36"/>
-          <w:szCs w:val="36"/>
-        </w:rPr>
-        <w:t>}]</w:t>
+        <w:t>[InStore_RevRatio=\frac{InStoreRevenue}{TotalRevenue}]</w:t>
       </w:r>
     </w:p>
     <w:p>
@@ -9963,39 +9351,7 @@
           <w:sz w:val="36"/>
           <w:szCs w:val="36"/>
         </w:rPr>
-        <w:t>[Aggregator_RevRatio=\</w:t>
-      </w:r>
-      <w:proofErr w:type="gramStart"/>
-      <w:r>
-        <w:rPr>
-          <w:sz w:val="36"/>
-          <w:szCs w:val="36"/>
-        </w:rPr>
-        <w:t>frac{</w:t>
-      </w:r>
-      <w:proofErr w:type="gramEnd"/>
-      <w:r>
-        <w:rPr>
-          <w:sz w:val="36"/>
-          <w:szCs w:val="36"/>
-        </w:rPr>
-        <w:t>UberEatsRevenue+</w:t>
-      </w:r>
-      <w:proofErr w:type="gramStart"/>
-      <w:r>
-        <w:rPr>
-          <w:sz w:val="36"/>
-          <w:szCs w:val="36"/>
-        </w:rPr>
-        <w:t>DoorDashRevenue}{</w:t>
-      </w:r>
-      <w:proofErr w:type="gramEnd"/>
-      <w:r>
-        <w:rPr>
-          <w:sz w:val="36"/>
-          <w:szCs w:val="36"/>
-        </w:rPr>
-        <w:t>TotalRevenue}]</w:t>
+        <w:t>[Aggregator_RevRatio=\frac{UberEatsRevenue+DoorDashRevenue}{TotalRevenue}]</w:t>
       </w:r>
     </w:p>
     <w:p>
@@ -10070,73 +9426,7 @@
           <w:szCs w:val="36"/>
         </w:rPr>
         <w:lastRenderedPageBreak/>
-        <w:t>[</w:t>
-      </w:r>
-      <w:proofErr w:type="spellStart"/>
-      <w:r>
-        <w:rPr>
-          <w:sz w:val="36"/>
-          <w:szCs w:val="36"/>
-        </w:rPr>
-        <w:t>DeliveryCostRatio</w:t>
-      </w:r>
-      <w:proofErr w:type="spellEnd"/>
-      <w:r>
-        <w:rPr>
-          <w:sz w:val="36"/>
-          <w:szCs w:val="36"/>
-        </w:rPr>
-        <w:t>=\</w:t>
-      </w:r>
-      <w:proofErr w:type="gramStart"/>
-      <w:r>
-        <w:rPr>
-          <w:sz w:val="36"/>
-          <w:szCs w:val="36"/>
-        </w:rPr>
-        <w:t>frac{</w:t>
-      </w:r>
-      <w:proofErr w:type="spellStart"/>
-      <w:proofErr w:type="gramEnd"/>
-      <w:r>
-        <w:rPr>
-          <w:sz w:val="36"/>
-          <w:szCs w:val="36"/>
-        </w:rPr>
-        <w:t>SD_</w:t>
-      </w:r>
-      <w:proofErr w:type="gramStart"/>
-      <w:r>
-        <w:rPr>
-          <w:sz w:val="36"/>
-          <w:szCs w:val="36"/>
-        </w:rPr>
-        <w:t>DeliveryTotalCost</w:t>
-      </w:r>
-      <w:proofErr w:type="spellEnd"/>
-      <w:r>
-        <w:rPr>
-          <w:sz w:val="36"/>
-          <w:szCs w:val="36"/>
-        </w:rPr>
-        <w:t>}{</w:t>
-      </w:r>
-      <w:proofErr w:type="spellStart"/>
-      <w:proofErr w:type="gramEnd"/>
-      <w:r>
-        <w:rPr>
-          <w:sz w:val="36"/>
-          <w:szCs w:val="36"/>
-        </w:rPr>
-        <w:t>TotalRevenue</w:t>
-      </w:r>
-      <w:proofErr w:type="spellEnd"/>
-      <w:r>
-        <w:rPr>
-          <w:sz w:val="36"/>
-          <w:szCs w:val="36"/>
-        </w:rPr>
-        <w:t>}]</w:t>
+        <w:t>[DeliveryCostRatio=\frac{SD_DeliveryTotalCost}{TotalRevenue}]</w:t>
       </w:r>
     </w:p>
     <w:p>
@@ -10210,55 +9500,7 @@
           <w:sz w:val="36"/>
           <w:szCs w:val="36"/>
         </w:rPr>
-        <w:t>[</w:t>
-      </w:r>
-      <w:proofErr w:type="spellStart"/>
-      <w:r>
-        <w:rPr>
-          <w:sz w:val="36"/>
-          <w:szCs w:val="36"/>
-        </w:rPr>
-        <w:t>ProfitMargin</w:t>
-      </w:r>
-      <w:proofErr w:type="spellEnd"/>
-      <w:r>
-        <w:rPr>
-          <w:sz w:val="36"/>
-          <w:szCs w:val="36"/>
-        </w:rPr>
-        <w:t>=\</w:t>
-      </w:r>
-      <w:proofErr w:type="gramStart"/>
-      <w:r>
-        <w:rPr>
-          <w:sz w:val="36"/>
-          <w:szCs w:val="36"/>
-        </w:rPr>
-        <w:t>frac{</w:t>
-      </w:r>
-      <w:proofErr w:type="gramEnd"/>
-      <w:r>
-        <w:rPr>
-          <w:sz w:val="36"/>
-          <w:szCs w:val="36"/>
-        </w:rPr>
-        <w:t>TotalNetProfit}{</w:t>
-      </w:r>
-      <w:proofErr w:type="spellStart"/>
-      <w:r>
-        <w:rPr>
-          <w:sz w:val="36"/>
-          <w:szCs w:val="36"/>
-        </w:rPr>
-        <w:t>TotalRevenue</w:t>
-      </w:r>
-      <w:proofErr w:type="spellEnd"/>
-      <w:r>
-        <w:rPr>
-          <w:sz w:val="36"/>
-          <w:szCs w:val="36"/>
-        </w:rPr>
-        <w:t>}]</w:t>
+        <w:t>[ProfitMargin=\frac{TotalNetProfit}{TotalRevenue}]</w:t>
       </w:r>
     </w:p>
     <w:p>
@@ -10324,64 +9566,7 @@
           <w:sz w:val="36"/>
           <w:szCs w:val="36"/>
         </w:rPr>
-        <w:t>[</w:t>
-      </w:r>
-      <w:proofErr w:type="spellStart"/>
-      <w:r>
-        <w:rPr>
-          <w:sz w:val="36"/>
-          <w:szCs w:val="36"/>
-        </w:rPr>
-        <w:t>RevenuePerOrder</w:t>
-      </w:r>
-      <w:proofErr w:type="spellEnd"/>
-      <w:r>
-        <w:rPr>
-          <w:sz w:val="36"/>
-          <w:szCs w:val="36"/>
-        </w:rPr>
-        <w:t>=\</w:t>
-      </w:r>
-      <w:proofErr w:type="gramStart"/>
-      <w:r>
-        <w:rPr>
-          <w:sz w:val="36"/>
-          <w:szCs w:val="36"/>
-        </w:rPr>
-        <w:t>frac{</w:t>
-      </w:r>
-      <w:proofErr w:type="spellStart"/>
-      <w:proofErr w:type="gramEnd"/>
-      <w:r>
-        <w:rPr>
-          <w:sz w:val="36"/>
-          <w:szCs w:val="36"/>
-        </w:rPr>
-        <w:t>TotalRevenue</w:t>
-      </w:r>
-      <w:proofErr w:type="spellEnd"/>
-      <w:r>
-        <w:rPr>
-          <w:sz w:val="36"/>
-          <w:szCs w:val="36"/>
-        </w:rPr>
-        <w:t>}{</w:t>
-      </w:r>
-      <w:proofErr w:type="spellStart"/>
-      <w:r>
-        <w:rPr>
-          <w:sz w:val="36"/>
-          <w:szCs w:val="36"/>
-        </w:rPr>
-        <w:t>MonthlyOrders</w:t>
-      </w:r>
-      <w:proofErr w:type="spellEnd"/>
-      <w:r>
-        <w:rPr>
-          <w:sz w:val="36"/>
-          <w:szCs w:val="36"/>
-        </w:rPr>
-        <w:t>}]</w:t>
+        <w:t>[RevenuePerOrder=\frac{TotalRevenue}{MonthlyOrders}]</w:t>
       </w:r>
     </w:p>
     <w:p>
@@ -10447,23 +9632,7 @@
           <w:sz w:val="36"/>
           <w:szCs w:val="36"/>
         </w:rPr>
-        <w:t>[SD_ProfitPerOrder=\</w:t>
-      </w:r>
-      <w:proofErr w:type="gramStart"/>
-      <w:r>
-        <w:rPr>
-          <w:sz w:val="36"/>
-          <w:szCs w:val="36"/>
-        </w:rPr>
-        <w:t>frac{</w:t>
-      </w:r>
-      <w:proofErr w:type="gramEnd"/>
-      <w:r>
-        <w:rPr>
-          <w:sz w:val="36"/>
-          <w:szCs w:val="36"/>
-        </w:rPr>
-        <w:t>SelfDeliveryNetProfit}{SelfDeliveryOrders}]</w:t>
+        <w:t>[SD_ProfitPerOrder=\frac{SelfDeliveryNetProfit}{SelfDeliveryOrders}]</w:t>
       </w:r>
     </w:p>
     <w:p>
@@ -10529,39 +9698,7 @@
           <w:sz w:val="36"/>
           <w:szCs w:val="36"/>
         </w:rPr>
-        <w:t>[</w:t>
-      </w:r>
-      <w:proofErr w:type="spellStart"/>
-      <w:r>
-        <w:rPr>
-          <w:sz w:val="36"/>
-          <w:szCs w:val="36"/>
-        </w:rPr>
-        <w:t>AggregatorProfit</w:t>
-      </w:r>
-      <w:proofErr w:type="spellEnd"/>
-      <w:r>
-        <w:rPr>
-          <w:sz w:val="36"/>
-          <w:szCs w:val="36"/>
-        </w:rPr>
-        <w:t>=</w:t>
-      </w:r>
-      <w:proofErr w:type="spellStart"/>
-      <w:r>
-        <w:rPr>
-          <w:sz w:val="36"/>
-          <w:szCs w:val="36"/>
-        </w:rPr>
-        <w:t>UberEatsNetProfit+DoorDashNetProfit</w:t>
-      </w:r>
-      <w:proofErr w:type="spellEnd"/>
-      <w:r>
-        <w:rPr>
-          <w:sz w:val="36"/>
-          <w:szCs w:val="36"/>
-        </w:rPr>
-        <w:t>]</w:t>
+        <w:t>[AggregatorProfit=UberEatsNetProfit+DoorDashNetProfit]</w:t>
       </w:r>
     </w:p>
     <w:p>
@@ -10628,22 +9765,7 @@
           <w:szCs w:val="36"/>
         </w:rPr>
         <w:br/>
-      </w:r>
-      <w:proofErr w:type="spellStart"/>
-      <w:r>
-        <w:rPr>
-          <w:sz w:val="36"/>
-          <w:szCs w:val="36"/>
-        </w:rPr>
-        <w:t>TotalDeliveryOrders</w:t>
-      </w:r>
-      <w:proofErr w:type="spellEnd"/>
-      <w:r>
-        <w:rPr>
-          <w:sz w:val="36"/>
-          <w:szCs w:val="36"/>
-        </w:rPr>
-        <w:t>=</w:t>
+        <w:t>TotalDeliveryOrders=</w:t>
       </w:r>
       <w:r>
         <w:rPr>
@@ -10651,22 +9773,7 @@
           <w:szCs w:val="36"/>
         </w:rPr>
         <w:br/>
-      </w:r>
-      <w:proofErr w:type="spellStart"/>
-      <w:r>
-        <w:rPr>
-          <w:sz w:val="36"/>
-          <w:szCs w:val="36"/>
-        </w:rPr>
-        <w:t>UberEatsOrders</w:t>
-      </w:r>
-      <w:proofErr w:type="spellEnd"/>
-      <w:r>
-        <w:rPr>
-          <w:sz w:val="36"/>
-          <w:szCs w:val="36"/>
-        </w:rPr>
-        <w:t>+</w:t>
+        <w:t>UberEatsOrders+</w:t>
       </w:r>
       <w:r>
         <w:rPr>
@@ -10674,22 +9781,7 @@
           <w:szCs w:val="36"/>
         </w:rPr>
         <w:br/>
-      </w:r>
-      <w:proofErr w:type="spellStart"/>
-      <w:r>
-        <w:rPr>
-          <w:sz w:val="36"/>
-          <w:szCs w:val="36"/>
-        </w:rPr>
-        <w:t>DoorDashOrders</w:t>
-      </w:r>
-      <w:proofErr w:type="spellEnd"/>
-      <w:r>
-        <w:rPr>
-          <w:sz w:val="36"/>
-          <w:szCs w:val="36"/>
-        </w:rPr>
-        <w:t>+</w:t>
+        <w:t>DoorDashOrders+</w:t>
       </w:r>
       <w:r>
         <w:rPr>
@@ -10697,16 +9789,8 @@
           <w:szCs w:val="36"/>
         </w:rPr>
         <w:br/>
-      </w:r>
-      <w:proofErr w:type="spellStart"/>
-      <w:r>
-        <w:rPr>
-          <w:sz w:val="36"/>
-          <w:szCs w:val="36"/>
-        </w:rPr>
         <w:t>SelfDeliveryOrders</w:t>
       </w:r>
-      <w:proofErr w:type="spellEnd"/>
       <w:r>
         <w:rPr>
           <w:sz w:val="36"/>
@@ -10771,64 +9855,7 @@
           <w:sz w:val="36"/>
           <w:szCs w:val="36"/>
         </w:rPr>
-        <w:t>[</w:t>
-      </w:r>
-      <w:proofErr w:type="spellStart"/>
-      <w:r>
-        <w:rPr>
-          <w:sz w:val="36"/>
-          <w:szCs w:val="36"/>
-        </w:rPr>
-        <w:t>DeliveryOrderRatio</w:t>
-      </w:r>
-      <w:proofErr w:type="spellEnd"/>
-      <w:r>
-        <w:rPr>
-          <w:sz w:val="36"/>
-          <w:szCs w:val="36"/>
-        </w:rPr>
-        <w:t>=\</w:t>
-      </w:r>
-      <w:proofErr w:type="gramStart"/>
-      <w:r>
-        <w:rPr>
-          <w:sz w:val="36"/>
-          <w:szCs w:val="36"/>
-        </w:rPr>
-        <w:t>frac{</w:t>
-      </w:r>
-      <w:proofErr w:type="spellStart"/>
-      <w:proofErr w:type="gramEnd"/>
-      <w:r>
-        <w:rPr>
-          <w:sz w:val="36"/>
-          <w:szCs w:val="36"/>
-        </w:rPr>
-        <w:t>TotalDeliveryOrders</w:t>
-      </w:r>
-      <w:proofErr w:type="spellEnd"/>
-      <w:r>
-        <w:rPr>
-          <w:sz w:val="36"/>
-          <w:szCs w:val="36"/>
-        </w:rPr>
-        <w:t>}{</w:t>
-      </w:r>
-      <w:proofErr w:type="spellStart"/>
-      <w:r>
-        <w:rPr>
-          <w:sz w:val="36"/>
-          <w:szCs w:val="36"/>
-        </w:rPr>
-        <w:t>MonthlyOrders</w:t>
-      </w:r>
-      <w:proofErr w:type="spellEnd"/>
-      <w:r>
-        <w:rPr>
-          <w:sz w:val="36"/>
-          <w:szCs w:val="36"/>
-        </w:rPr>
-        <w:t>}]</w:t>
+        <w:t>[DeliveryOrderRatio=\frac{TotalDeliveryOrders}{MonthlyOrders}]</w:t>
       </w:r>
     </w:p>
     <w:p>
@@ -10905,55 +9932,7 @@
           <w:sz w:val="36"/>
           <w:szCs w:val="36"/>
         </w:rPr>
-        <w:t>[</w:t>
-      </w:r>
-      <w:proofErr w:type="spellStart"/>
-      <w:r>
-        <w:rPr>
-          <w:sz w:val="36"/>
-          <w:szCs w:val="36"/>
-        </w:rPr>
-        <w:t>Commission_UE</w:t>
-      </w:r>
-      <w:proofErr w:type="spellEnd"/>
-      <w:r>
-        <w:rPr>
-          <w:sz w:val="36"/>
-          <w:szCs w:val="36"/>
-        </w:rPr>
-        <w:t>=</w:t>
-      </w:r>
-      <w:proofErr w:type="spellStart"/>
-      <w:r>
-        <w:rPr>
-          <w:sz w:val="36"/>
-          <w:szCs w:val="36"/>
-        </w:rPr>
-        <w:t>CommissionRate</w:t>
-      </w:r>
-      <w:proofErr w:type="spellEnd"/>
-      <w:r>
-        <w:rPr>
-          <w:sz w:val="36"/>
-          <w:szCs w:val="36"/>
-        </w:rPr>
-        <w:t xml:space="preserve"> \times </w:t>
-      </w:r>
-      <w:proofErr w:type="spellStart"/>
-      <w:r>
-        <w:rPr>
-          <w:sz w:val="36"/>
-          <w:szCs w:val="36"/>
-        </w:rPr>
-        <w:t>UE_share</w:t>
-      </w:r>
-      <w:proofErr w:type="spellEnd"/>
-      <w:r>
-        <w:rPr>
-          <w:sz w:val="36"/>
-          <w:szCs w:val="36"/>
-        </w:rPr>
-        <w:t>]</w:t>
+        <w:t>[Commission_UE=CommissionRate \times UE_share]</w:t>
       </w:r>
     </w:p>
     <w:p>
@@ -10987,55 +9966,7 @@
           <w:sz w:val="36"/>
           <w:szCs w:val="36"/>
         </w:rPr>
-        <w:t>[</w:t>
-      </w:r>
-      <w:proofErr w:type="spellStart"/>
-      <w:r>
-        <w:rPr>
-          <w:sz w:val="36"/>
-          <w:szCs w:val="36"/>
-        </w:rPr>
-        <w:t>Commission_DD</w:t>
-      </w:r>
-      <w:proofErr w:type="spellEnd"/>
-      <w:r>
-        <w:rPr>
-          <w:sz w:val="36"/>
-          <w:szCs w:val="36"/>
-        </w:rPr>
-        <w:t>=</w:t>
-      </w:r>
-      <w:proofErr w:type="spellStart"/>
-      <w:r>
-        <w:rPr>
-          <w:sz w:val="36"/>
-          <w:szCs w:val="36"/>
-        </w:rPr>
-        <w:t>CommissionRate</w:t>
-      </w:r>
-      <w:proofErr w:type="spellEnd"/>
-      <w:r>
-        <w:rPr>
-          <w:sz w:val="36"/>
-          <w:szCs w:val="36"/>
-        </w:rPr>
-        <w:t xml:space="preserve"> \times </w:t>
-      </w:r>
-      <w:proofErr w:type="spellStart"/>
-      <w:r>
-        <w:rPr>
-          <w:sz w:val="36"/>
-          <w:szCs w:val="36"/>
-        </w:rPr>
-        <w:t>DD_share</w:t>
-      </w:r>
-      <w:proofErr w:type="spellEnd"/>
-      <w:r>
-        <w:rPr>
-          <w:sz w:val="36"/>
-          <w:szCs w:val="36"/>
-        </w:rPr>
-        <w:t>]</w:t>
+        <w:t>[Commission_DD=CommissionRate \times DD_share]</w:t>
       </w:r>
     </w:p>
     <w:p>
@@ -11120,55 +10051,7 @@
           <w:szCs w:val="36"/>
         </w:rPr>
         <w:lastRenderedPageBreak/>
-        <w:t>[</w:t>
-      </w:r>
-      <w:proofErr w:type="spellStart"/>
-      <w:r>
-        <w:rPr>
-          <w:sz w:val="36"/>
-          <w:szCs w:val="36"/>
-        </w:rPr>
-        <w:t>SD_Cost_Interaction</w:t>
-      </w:r>
-      <w:proofErr w:type="spellEnd"/>
-      <w:r>
-        <w:rPr>
-          <w:sz w:val="36"/>
-          <w:szCs w:val="36"/>
-        </w:rPr>
-        <w:t>=</w:t>
-      </w:r>
-      <w:proofErr w:type="spellStart"/>
-      <w:r>
-        <w:rPr>
-          <w:sz w:val="36"/>
-          <w:szCs w:val="36"/>
-        </w:rPr>
-        <w:t>DeliveryCostPerOrder</w:t>
-      </w:r>
-      <w:proofErr w:type="spellEnd"/>
-      <w:r>
-        <w:rPr>
-          <w:sz w:val="36"/>
-          <w:szCs w:val="36"/>
-        </w:rPr>
-        <w:t xml:space="preserve"> \times </w:t>
-      </w:r>
-      <w:proofErr w:type="spellStart"/>
-      <w:r>
-        <w:rPr>
-          <w:sz w:val="36"/>
-          <w:szCs w:val="36"/>
-        </w:rPr>
-        <w:t>SD_share</w:t>
-      </w:r>
-      <w:proofErr w:type="spellEnd"/>
-      <w:r>
-        <w:rPr>
-          <w:sz w:val="36"/>
-          <w:szCs w:val="36"/>
-        </w:rPr>
-        <w:t>]</w:t>
+        <w:t>[SD_Cost_Interaction=DeliveryCostPerOrder \times SD_share]</w:t>
       </w:r>
     </w:p>
     <w:p>
@@ -11225,55 +10108,7 @@
           <w:sz w:val="36"/>
           <w:szCs w:val="36"/>
         </w:rPr>
-        <w:t>[</w:t>
-      </w:r>
-      <w:proofErr w:type="spellStart"/>
-      <w:r>
-        <w:rPr>
-          <w:sz w:val="36"/>
-          <w:szCs w:val="36"/>
-        </w:rPr>
-        <w:t>Radius_SD</w:t>
-      </w:r>
-      <w:proofErr w:type="spellEnd"/>
-      <w:r>
-        <w:rPr>
-          <w:sz w:val="36"/>
-          <w:szCs w:val="36"/>
-        </w:rPr>
-        <w:t>=</w:t>
-      </w:r>
-      <w:proofErr w:type="spellStart"/>
-      <w:r>
-        <w:rPr>
-          <w:sz w:val="36"/>
-          <w:szCs w:val="36"/>
-        </w:rPr>
-        <w:t>DeliveryRadiusKM</w:t>
-      </w:r>
-      <w:proofErr w:type="spellEnd"/>
-      <w:r>
-        <w:rPr>
-          <w:sz w:val="36"/>
-          <w:szCs w:val="36"/>
-        </w:rPr>
-        <w:t xml:space="preserve"> \times </w:t>
-      </w:r>
-      <w:proofErr w:type="spellStart"/>
-      <w:r>
-        <w:rPr>
-          <w:sz w:val="36"/>
-          <w:szCs w:val="36"/>
-        </w:rPr>
-        <w:t>SD_share</w:t>
-      </w:r>
-      <w:proofErr w:type="spellEnd"/>
-      <w:r>
-        <w:rPr>
-          <w:sz w:val="36"/>
-          <w:szCs w:val="36"/>
-        </w:rPr>
-        <w:t>]</w:t>
+        <w:t>[Radius_SD=DeliveryRadiusKM \times SD_share]</w:t>
       </w:r>
     </w:p>
     <w:p>
@@ -11347,55 +10182,7 @@
           <w:sz w:val="36"/>
           <w:szCs w:val="36"/>
         </w:rPr>
-        <w:t>[</w:t>
-      </w:r>
-      <w:proofErr w:type="spellStart"/>
-      <w:r>
-        <w:rPr>
-          <w:sz w:val="36"/>
-          <w:szCs w:val="36"/>
-        </w:rPr>
-        <w:t>AdjustedDemand</w:t>
-      </w:r>
-      <w:proofErr w:type="spellEnd"/>
-      <w:r>
-        <w:rPr>
-          <w:sz w:val="36"/>
-          <w:szCs w:val="36"/>
-        </w:rPr>
-        <w:t>=</w:t>
-      </w:r>
-      <w:proofErr w:type="spellStart"/>
-      <w:r>
-        <w:rPr>
-          <w:sz w:val="36"/>
-          <w:szCs w:val="36"/>
-        </w:rPr>
-        <w:t>MonthlyOrders</w:t>
-      </w:r>
-      <w:proofErr w:type="spellEnd"/>
-      <w:r>
-        <w:rPr>
-          <w:sz w:val="36"/>
-          <w:szCs w:val="36"/>
-        </w:rPr>
-        <w:t xml:space="preserve"> \times </w:t>
-      </w:r>
-      <w:proofErr w:type="spellStart"/>
-      <w:r>
-        <w:rPr>
-          <w:sz w:val="36"/>
-          <w:szCs w:val="36"/>
-        </w:rPr>
-        <w:t>GrowthFactor</w:t>
-      </w:r>
-      <w:proofErr w:type="spellEnd"/>
-      <w:r>
-        <w:rPr>
-          <w:sz w:val="36"/>
-          <w:szCs w:val="36"/>
-        </w:rPr>
-        <w:t>]</w:t>
+        <w:t>[AdjustedDemand=MonthlyOrders \times GrowthFactor]</w:t>
       </w:r>
     </w:p>
     <w:p>
@@ -11461,39 +10248,7 @@
           <w:sz w:val="36"/>
           <w:szCs w:val="36"/>
         </w:rPr>
-        <w:t>[</w:t>
-      </w:r>
-      <w:proofErr w:type="spellStart"/>
-      <w:r>
-        <w:rPr>
-          <w:sz w:val="36"/>
-          <w:szCs w:val="36"/>
-        </w:rPr>
-        <w:t>AggregatorShare</w:t>
-      </w:r>
-      <w:proofErr w:type="spellEnd"/>
-      <w:r>
-        <w:rPr>
-          <w:sz w:val="36"/>
-          <w:szCs w:val="36"/>
-        </w:rPr>
-        <w:t>=</w:t>
-      </w:r>
-      <w:proofErr w:type="spellStart"/>
-      <w:r>
-        <w:rPr>
-          <w:sz w:val="36"/>
-          <w:szCs w:val="36"/>
-        </w:rPr>
-        <w:t>UE_share+DD_share</w:t>
-      </w:r>
-      <w:proofErr w:type="spellEnd"/>
-      <w:r>
-        <w:rPr>
-          <w:sz w:val="36"/>
-          <w:szCs w:val="36"/>
-        </w:rPr>
-        <w:t>]</w:t>
+        <w:t>[AggregatorShare=UE_share+DD_share]</w:t>
       </w:r>
     </w:p>
     <w:p>
@@ -12182,24 +10937,13 @@
           <w:szCs w:val="36"/>
         </w:rPr>
       </w:pPr>
-      <w:proofErr w:type="spellStart"/>
-      <w:proofErr w:type="gramStart"/>
-      <w:r>
-        <w:rPr>
-          <w:sz w:val="36"/>
-          <w:szCs w:val="36"/>
-        </w:rPr>
-        <w:t>RandomForestRegresor</w:t>
-      </w:r>
-      <w:proofErr w:type="spellEnd"/>
-      <w:r>
-        <w:rPr>
-          <w:sz w:val="36"/>
-          <w:szCs w:val="36"/>
-        </w:rPr>
-        <w:t>(</w:t>
-      </w:r>
-      <w:proofErr w:type="gramEnd"/>
+      <w:r>
+        <w:rPr>
+          <w:sz w:val="36"/>
+          <w:szCs w:val="36"/>
+        </w:rPr>
+        <w:t>RandomForestRegresor(</w:t>
+      </w:r>
     </w:p>
     <w:p>
       <w:pPr>
@@ -12263,22 +11007,7 @@
           <w:szCs w:val="36"/>
         </w:rPr>
         <w:tab/>
-      </w:r>
-      <w:proofErr w:type="spellStart"/>
-      <w:r>
-        <w:rPr>
-          <w:sz w:val="36"/>
-          <w:szCs w:val="36"/>
-        </w:rPr>
-        <w:t>random_state</w:t>
-      </w:r>
-      <w:proofErr w:type="spellEnd"/>
-      <w:r>
-        <w:rPr>
-          <w:sz w:val="36"/>
-          <w:szCs w:val="36"/>
-        </w:rPr>
-        <w:t xml:space="preserve">=42) </w:t>
+        <w:t xml:space="preserve">random_state=42) </w:t>
       </w:r>
     </w:p>
     <w:p>
@@ -12336,21 +11065,12 @@
           <w:szCs w:val="36"/>
         </w:rPr>
       </w:pPr>
-      <w:proofErr w:type="spellStart"/>
-      <w:r>
-        <w:rPr>
-          <w:sz w:val="36"/>
-          <w:szCs w:val="36"/>
-        </w:rPr>
-        <w:t>random_state</w:t>
-      </w:r>
-      <w:proofErr w:type="spellEnd"/>
-      <w:r>
-        <w:rPr>
-          <w:sz w:val="36"/>
-          <w:szCs w:val="36"/>
-        </w:rPr>
-        <w:t xml:space="preserve"> = ensures reproducibility</w:t>
+      <w:r>
+        <w:rPr>
+          <w:sz w:val="36"/>
+          <w:szCs w:val="36"/>
+        </w:rPr>
+        <w:t>random_state = ensures reproducibility</w:t>
       </w:r>
     </w:p>
     <w:p>
@@ -12538,24 +11258,13 @@
           <w:szCs w:val="36"/>
         </w:rPr>
       </w:pPr>
-      <w:proofErr w:type="spellStart"/>
-      <w:proofErr w:type="gramStart"/>
-      <w:r>
-        <w:rPr>
-          <w:sz w:val="36"/>
-          <w:szCs w:val="36"/>
-        </w:rPr>
-        <w:t>GradientBoostingRegressor</w:t>
-      </w:r>
-      <w:proofErr w:type="spellEnd"/>
-      <w:r>
-        <w:rPr>
-          <w:sz w:val="36"/>
-          <w:szCs w:val="36"/>
-        </w:rPr>
-        <w:t>(</w:t>
-      </w:r>
-      <w:proofErr w:type="gramEnd"/>
+      <w:r>
+        <w:rPr>
+          <w:sz w:val="36"/>
+          <w:szCs w:val="36"/>
+        </w:rPr>
+        <w:t>GradientBoostingRegressor(</w:t>
+      </w:r>
     </w:p>
     <w:p>
       <w:pPr>
@@ -12597,21 +11306,12 @@
           <w:szCs w:val="36"/>
         </w:rPr>
       </w:pPr>
-      <w:proofErr w:type="spellStart"/>
-      <w:r>
-        <w:rPr>
-          <w:sz w:val="36"/>
-          <w:szCs w:val="36"/>
-        </w:rPr>
-        <w:t>random_state</w:t>
-      </w:r>
-      <w:proofErr w:type="spellEnd"/>
-      <w:r>
-        <w:rPr>
-          <w:sz w:val="36"/>
-          <w:szCs w:val="36"/>
-        </w:rPr>
-        <w:t xml:space="preserve"> = 42)</w:t>
+      <w:r>
+        <w:rPr>
+          <w:sz w:val="36"/>
+          <w:szCs w:val="36"/>
+        </w:rPr>
+        <w:t>random_state = 42)</w:t>
       </w:r>
     </w:p>
     <w:p>
@@ -12654,21 +11354,12 @@
         </w:rPr>
         <w:t xml:space="preserve">learning_rate = </w:t>
       </w:r>
-      <w:proofErr w:type="gramStart"/>
-      <w:r>
-        <w:rPr>
-          <w:sz w:val="36"/>
-          <w:szCs w:val="36"/>
-        </w:rPr>
-        <w:t>shrinks</w:t>
-      </w:r>
-      <w:proofErr w:type="gramEnd"/>
-      <w:r>
-        <w:rPr>
-          <w:sz w:val="36"/>
-          <w:szCs w:val="36"/>
-        </w:rPr>
-        <w:t xml:space="preserve"> contribution of each tree</w:t>
+      <w:r>
+        <w:rPr>
+          <w:sz w:val="36"/>
+          <w:szCs w:val="36"/>
+        </w:rPr>
+        <w:t>shrinks contribution of each tree</w:t>
       </w:r>
     </w:p>
     <w:p>
@@ -12679,21 +11370,12 @@
           <w:szCs w:val="36"/>
         </w:rPr>
       </w:pPr>
-      <w:proofErr w:type="spellStart"/>
-      <w:r>
-        <w:rPr>
-          <w:sz w:val="36"/>
-          <w:szCs w:val="36"/>
-        </w:rPr>
-        <w:t>random_state</w:t>
-      </w:r>
-      <w:proofErr w:type="spellEnd"/>
-      <w:r>
-        <w:rPr>
-          <w:sz w:val="36"/>
-          <w:szCs w:val="36"/>
-        </w:rPr>
-        <w:t xml:space="preserve"> = ensures reproducibility</w:t>
+      <w:r>
+        <w:rPr>
+          <w:sz w:val="36"/>
+          <w:szCs w:val="36"/>
+        </w:rPr>
+        <w:t>random_state = ensures reproducibility</w:t>
       </w:r>
     </w:p>
     <w:p>
@@ -12831,23 +11513,7 @@
           <w:sz w:val="36"/>
           <w:szCs w:val="36"/>
         </w:rPr>
-        <w:t xml:space="preserve">Extreme Gradient </w:t>
-      </w:r>
-      <w:proofErr w:type="gramStart"/>
-      <w:r>
-        <w:rPr>
-          <w:sz w:val="36"/>
-          <w:szCs w:val="36"/>
-        </w:rPr>
-        <w:t>Boosting(</w:t>
-      </w:r>
-      <w:proofErr w:type="gramEnd"/>
-      <w:r>
-        <w:rPr>
-          <w:sz w:val="36"/>
-          <w:szCs w:val="36"/>
-        </w:rPr>
-        <w:t>XGBoost) is an advanced ensemble algorithm that uses gradient boosting with regula</w:t>
+        <w:t>Extreme Gradient Boosting(XGBoost) is an advanced ensemble algorithm that uses gradient boosting with regula</w:t>
       </w:r>
       <w:r>
         <w:rPr>
@@ -12897,25 +11563,14 @@
           <w:szCs w:val="36"/>
         </w:rPr>
       </w:pPr>
-      <w:proofErr w:type="spellStart"/>
-      <w:proofErr w:type="gramStart"/>
       <w:r>
         <w:rPr>
           <w:sz w:val="36"/>
           <w:szCs w:val="36"/>
         </w:rPr>
         <w:lastRenderedPageBreak/>
-        <w:t>XGBRegressor</w:t>
-      </w:r>
-      <w:proofErr w:type="spellEnd"/>
-      <w:r>
-        <w:rPr>
-          <w:sz w:val="36"/>
-          <w:szCs w:val="36"/>
-        </w:rPr>
-        <w:t>(</w:t>
-      </w:r>
-      <w:proofErr w:type="gramEnd"/>
+        <w:t>XGBRegressor(</w:t>
+      </w:r>
     </w:p>
     <w:p>
       <w:pPr>
@@ -12989,22 +11644,7 @@
           <w:szCs w:val="36"/>
         </w:rPr>
         <w:tab/>
-      </w:r>
-      <w:proofErr w:type="spellStart"/>
-      <w:r>
-        <w:rPr>
-          <w:sz w:val="36"/>
-          <w:szCs w:val="36"/>
-        </w:rPr>
-        <w:t>random_state</w:t>
-      </w:r>
-      <w:proofErr w:type="spellEnd"/>
-      <w:r>
-        <w:rPr>
-          <w:sz w:val="36"/>
-          <w:szCs w:val="36"/>
-        </w:rPr>
-        <w:t xml:space="preserve"> = 42)</w:t>
+        <w:t>random_state = 42)</w:t>
       </w:r>
     </w:p>
     <w:p>
@@ -13095,22 +11735,7 @@
           <w:szCs w:val="36"/>
         </w:rPr>
         <w:tab/>
-      </w:r>
-      <w:proofErr w:type="spellStart"/>
-      <w:r>
-        <w:rPr>
-          <w:sz w:val="36"/>
-          <w:szCs w:val="36"/>
-        </w:rPr>
-        <w:t>random_state</w:t>
-      </w:r>
-      <w:proofErr w:type="spellEnd"/>
-      <w:r>
-        <w:rPr>
-          <w:sz w:val="36"/>
-          <w:szCs w:val="36"/>
-        </w:rPr>
-        <w:t xml:space="preserve"> = ensures reproducibility</w:t>
+        <w:t>random_state = ensures reproducibility</w:t>
       </w:r>
     </w:p>
     <w:p>
@@ -13181,21 +11806,12 @@
           <w:szCs w:val="36"/>
         </w:rPr>
       </w:pPr>
-      <w:proofErr w:type="gramStart"/>
-      <w:r>
-        <w:rPr>
-          <w:sz w:val="36"/>
-          <w:szCs w:val="36"/>
-        </w:rPr>
-        <w:t>Models</w:t>
-      </w:r>
-      <w:proofErr w:type="gramEnd"/>
-      <w:r>
-        <w:rPr>
-          <w:sz w:val="36"/>
-          <w:szCs w:val="36"/>
-        </w:rPr>
-        <w:t xml:space="preserve"> interaction effects among variables.</w:t>
+      <w:r>
+        <w:rPr>
+          <w:sz w:val="36"/>
+          <w:szCs w:val="36"/>
+        </w:rPr>
+        <w:t>Models interaction effects among variables.</w:t>
       </w:r>
     </w:p>
     <w:p>
@@ -13433,23 +12049,7 @@
           <w:sz w:val="36"/>
           <w:szCs w:val="36"/>
         </w:rPr>
-        <w:t xml:space="preserve">oot Mean Squared </w:t>
-      </w:r>
-      <w:proofErr w:type="gramStart"/>
-      <w:r>
-        <w:rPr>
-          <w:sz w:val="36"/>
-          <w:szCs w:val="36"/>
-        </w:rPr>
-        <w:t>Error(</w:t>
-      </w:r>
-      <w:proofErr w:type="gramEnd"/>
-      <w:r>
-        <w:rPr>
-          <w:sz w:val="36"/>
-          <w:szCs w:val="36"/>
-        </w:rPr>
-        <w:t>RMSE) measures the average magnitude of prediction errors. It penalizes large errors more heavily and provides an indication of how closely the predicted values match the actual values.</w:t>
+        <w:t>oot Mean Squared Error(RMSE) measures the average magnitude of prediction errors. It penalizes large errors more heavily and provides an indication of how closely the predicted values match the actual values.</w:t>
       </w:r>
     </w:p>
     <w:p>
@@ -13474,23 +12074,7 @@
           <w:sz w:val="36"/>
           <w:szCs w:val="36"/>
         </w:rPr>
-        <w:t>[RMSE=\</w:t>
-      </w:r>
-      <w:proofErr w:type="gramStart"/>
-      <w:r>
-        <w:rPr>
-          <w:sz w:val="36"/>
-          <w:szCs w:val="36"/>
-        </w:rPr>
-        <w:t>sqrt{</w:t>
-      </w:r>
-      <w:proofErr w:type="gramEnd"/>
-      <w:r>
-        <w:rPr>
-          <w:sz w:val="36"/>
-          <w:szCs w:val="36"/>
-        </w:rPr>
-        <w:t>Mean\ Squared\ Error}]</w:t>
+        <w:t>[RMSE=\sqrt{Mean\ Squared\ Error}]</w:t>
       </w:r>
     </w:p>
     <w:p>
@@ -13551,23 +12135,7 @@
           <w:sz w:val="36"/>
           <w:szCs w:val="36"/>
         </w:rPr>
-        <w:t xml:space="preserve">Mean Absolute </w:t>
-      </w:r>
-      <w:proofErr w:type="gramStart"/>
-      <w:r>
-        <w:rPr>
-          <w:sz w:val="36"/>
-          <w:szCs w:val="36"/>
-        </w:rPr>
-        <w:t>Error(</w:t>
-      </w:r>
-      <w:proofErr w:type="gramEnd"/>
-      <w:r>
-        <w:rPr>
-          <w:sz w:val="36"/>
-          <w:szCs w:val="36"/>
-        </w:rPr>
-        <w:t>MAE)</w:t>
+        <w:t>Mean Absolute Error(MAE)</w:t>
       </w:r>
       <w:r>
         <w:rPr>
@@ -13607,23 +12175,7 @@
           <w:sz w:val="36"/>
           <w:szCs w:val="36"/>
         </w:rPr>
-        <w:t>[MAE=\frac{1}{</w:t>
-      </w:r>
-      <w:proofErr w:type="gramStart"/>
-      <w:r>
-        <w:rPr>
-          <w:sz w:val="36"/>
-          <w:szCs w:val="36"/>
-        </w:rPr>
-        <w:t>n}\</w:t>
-      </w:r>
-      <w:proofErr w:type="gramEnd"/>
-      <w:r>
-        <w:rPr>
-          <w:sz w:val="36"/>
-          <w:szCs w:val="36"/>
-        </w:rPr>
-        <w:t>sum |Actual-Predicted|]</w:t>
+        <w:t>[MAE=\frac{1}{n}\sum |Actual-Predicted|]</w:t>
       </w:r>
     </w:p>
     <w:p>
@@ -13700,25 +12252,7 @@
           <w:sz w:val="36"/>
           <w:szCs w:val="36"/>
         </w:rPr>
-        <w:t>Coefficient of Determination (</w:t>
-      </w:r>
-      <w:r>
-        <w:rPr>
-          <w:b/>
-          <w:bCs/>
-          <w:sz w:val="36"/>
-          <w:szCs w:val="36"/>
-        </w:rPr>
-        <w:t>R²</w:t>
-      </w:r>
-      <w:r>
-        <w:rPr>
-          <w:b/>
-          <w:bCs/>
-          <w:sz w:val="36"/>
-          <w:szCs w:val="36"/>
-        </w:rPr>
-        <w:t>)</w:t>
+        <w:t>Coefficient of Determination (R²)</w:t>
       </w:r>
     </w:p>
     <w:p>
@@ -13804,23 +12338,7 @@
           <w:szCs w:val="36"/>
         </w:rPr>
         <w:br/>
-        <w:t>\</w:t>
-      </w:r>
-      <w:proofErr w:type="gramStart"/>
-      <w:r>
-        <w:rPr>
-          <w:sz w:val="36"/>
-          <w:szCs w:val="36"/>
-        </w:rPr>
-        <w:t>frac{</w:t>
-      </w:r>
-      <w:proofErr w:type="gramEnd"/>
-      <w:r>
-        <w:rPr>
-          <w:sz w:val="36"/>
-          <w:szCs w:val="36"/>
-        </w:rPr>
-        <w:t>SS_{Residual}}</w:t>
+        <w:t>\frac{SS_{Residual}}</w:t>
       </w:r>
       <w:r>
         <w:rPr>
@@ -14650,39 +13168,7 @@
           <w:sz w:val="36"/>
           <w:szCs w:val="36"/>
         </w:rPr>
-        <w:t xml:space="preserve"> achieved the best overall performance among all models. It produced the lowest </w:t>
-      </w:r>
-      <w:proofErr w:type="gramStart"/>
-      <w:r>
-        <w:rPr>
-          <w:sz w:val="36"/>
-          <w:szCs w:val="36"/>
-        </w:rPr>
-        <w:t>RMSE(</w:t>
-      </w:r>
-      <w:proofErr w:type="gramEnd"/>
-      <w:r>
-        <w:rPr>
-          <w:sz w:val="36"/>
-          <w:szCs w:val="36"/>
-        </w:rPr>
-        <w:t xml:space="preserve">2108.55) and </w:t>
-      </w:r>
-      <w:proofErr w:type="gramStart"/>
-      <w:r>
-        <w:rPr>
-          <w:sz w:val="36"/>
-          <w:szCs w:val="36"/>
-        </w:rPr>
-        <w:t>MAE(</w:t>
-      </w:r>
-      <w:proofErr w:type="gramEnd"/>
-      <w:r>
-        <w:rPr>
-          <w:sz w:val="36"/>
-          <w:szCs w:val="36"/>
-        </w:rPr>
-        <w:t>1624.72), while explaining</w:t>
+        <w:t xml:space="preserve"> achieved the best overall performance among all models. It produced the lowest RMSE(2108.55) and MAE(1624.72), while explaining</w:t>
       </w:r>
       <w:r>
         <w:rPr>
@@ -15050,21 +13536,12 @@
           <w:szCs w:val="36"/>
         </w:rPr>
       </w:pPr>
-      <w:proofErr w:type="gramStart"/>
-      <w:r>
-        <w:rPr>
-          <w:sz w:val="36"/>
-          <w:szCs w:val="36"/>
-        </w:rPr>
-        <w:t>Overall</w:t>
-      </w:r>
-      <w:proofErr w:type="gramEnd"/>
-      <w:r>
-        <w:rPr>
-          <w:sz w:val="36"/>
-          <w:szCs w:val="36"/>
-        </w:rPr>
-        <w:t xml:space="preserve"> the model evaluation phase demonstrated that ensemble-based machine learning algor</w:t>
+      <w:r>
+        <w:rPr>
+          <w:sz w:val="36"/>
+          <w:szCs w:val="36"/>
+        </w:rPr>
+        <w:t>Overall the model evaluation phase demonstrated that ensemble-based machine learning algor</w:t>
       </w:r>
       <w:r>
         <w:rPr>
@@ -15242,25 +13719,14 @@
         </w:rPr>
         <w:t xml:space="preserve">as identified by the machine learning model. Among all predictors, </w:t>
       </w:r>
-      <w:proofErr w:type="spellStart"/>
-      <w:r>
-        <w:rPr>
-          <w:b/>
-          <w:bCs/>
-          <w:sz w:val="36"/>
-          <w:szCs w:val="36"/>
-        </w:rPr>
-        <w:t>Segment_Full</w:t>
-      </w:r>
-      <w:proofErr w:type="spellEnd"/>
-      <w:r>
-        <w:rPr>
-          <w:b/>
-          <w:bCs/>
-          <w:sz w:val="36"/>
-          <w:szCs w:val="36"/>
-        </w:rPr>
-        <w:t>-ser</w:t>
+      <w:r>
+        <w:rPr>
+          <w:b/>
+          <w:bCs/>
+          <w:sz w:val="36"/>
+          <w:szCs w:val="36"/>
+        </w:rPr>
+        <w:t>Segment_Full-ser</w:t>
       </w:r>
       <w:r>
         <w:rPr>
@@ -15301,25 +13767,14 @@
         </w:rPr>
         <w:t xml:space="preserve">The second and third most important variables are </w:t>
       </w:r>
-      <w:proofErr w:type="spellStart"/>
-      <w:r>
-        <w:rPr>
-          <w:b/>
-          <w:bCs/>
-          <w:sz w:val="36"/>
-          <w:szCs w:val="36"/>
-        </w:rPr>
-        <w:t>AdjustedDemand</w:t>
-      </w:r>
-      <w:proofErr w:type="spellEnd"/>
-      <w:r>
-        <w:rPr>
-          <w:b/>
-          <w:bCs/>
-          <w:sz w:val="36"/>
-          <w:szCs w:val="36"/>
-        </w:rPr>
-        <w:t xml:space="preserve"> </w:t>
+      <w:r>
+        <w:rPr>
+          <w:b/>
+          <w:bCs/>
+          <w:sz w:val="36"/>
+          <w:szCs w:val="36"/>
+        </w:rPr>
+        <w:t xml:space="preserve">AdjustedDemand </w:t>
       </w:r>
       <w:r>
         <w:rPr>
@@ -15328,7 +13783,6 @@
         </w:rPr>
         <w:t xml:space="preserve">and </w:t>
       </w:r>
-      <w:proofErr w:type="spellStart"/>
       <w:r>
         <w:rPr>
           <w:b/>
@@ -15338,7 +13792,6 @@
         </w:rPr>
         <w:t>MonthlyOrders</w:t>
       </w:r>
-      <w:proofErr w:type="spellEnd"/>
       <w:r>
         <w:rPr>
           <w:b/>
@@ -15402,47 +13855,7 @@
           <w:sz w:val="36"/>
           <w:szCs w:val="36"/>
         </w:rPr>
-        <w:t xml:space="preserve">, </w:t>
-      </w:r>
-      <w:proofErr w:type="spellStart"/>
-      <w:r>
-        <w:rPr>
-          <w:b/>
-          <w:bCs/>
-          <w:sz w:val="36"/>
-          <w:szCs w:val="36"/>
-        </w:rPr>
-        <w:t>Commission_DD</w:t>
-      </w:r>
-      <w:proofErr w:type="spellEnd"/>
-      <w:r>
-        <w:rPr>
-          <w:b/>
-          <w:bCs/>
-          <w:sz w:val="36"/>
-          <w:szCs w:val="36"/>
-        </w:rPr>
-        <w:t xml:space="preserve">, </w:t>
-      </w:r>
-      <w:proofErr w:type="spellStart"/>
-      <w:r>
-        <w:rPr>
-          <w:b/>
-          <w:bCs/>
-          <w:sz w:val="36"/>
-          <w:szCs w:val="36"/>
-        </w:rPr>
-        <w:t>Commission_UE</w:t>
-      </w:r>
-      <w:proofErr w:type="spellEnd"/>
-      <w:r>
-        <w:rPr>
-          <w:b/>
-          <w:bCs/>
-          <w:sz w:val="36"/>
-          <w:szCs w:val="36"/>
-        </w:rPr>
-        <w:t xml:space="preserve">, and Segment_Ghost Kitchen, </w:t>
+        <w:t xml:space="preserve">, Commission_DD, Commission_UE, and Segment_Ghost Kitchen, </w:t>
       </w:r>
       <w:r>
         <w:rPr>
@@ -15482,21 +13895,12 @@
           <w:szCs w:val="36"/>
         </w:rPr>
       </w:pPr>
-      <w:proofErr w:type="gramStart"/>
-      <w:r>
-        <w:rPr>
-          <w:sz w:val="36"/>
-          <w:szCs w:val="36"/>
-        </w:rPr>
-        <w:t>Overall</w:t>
-      </w:r>
-      <w:proofErr w:type="gramEnd"/>
-      <w:r>
-        <w:rPr>
-          <w:sz w:val="36"/>
-          <w:szCs w:val="36"/>
-        </w:rPr>
-        <w:t xml:space="preserve"> the analysis indicates that </w:t>
+      <w:r>
+        <w:rPr>
+          <w:sz w:val="36"/>
+          <w:szCs w:val="36"/>
+        </w:rPr>
+        <w:t xml:space="preserve">Overall the analysis indicates that </w:t>
       </w:r>
       <w:r>
         <w:rPr>
@@ -16244,7 +14648,6 @@
         </w:rPr>
         <w:t xml:space="preserve">To further improve model performance, hyperparameter optimization was carried out using </w:t>
       </w:r>
-      <w:proofErr w:type="spellStart"/>
       <w:r>
         <w:rPr>
           <w:b/>
@@ -16254,7 +14657,6 @@
         </w:rPr>
         <w:t>GridSearchCV</w:t>
       </w:r>
-      <w:proofErr w:type="spellEnd"/>
       <w:r>
         <w:rPr>
           <w:b/>
@@ -16271,21 +14673,12 @@
         </w:rPr>
         <w:t xml:space="preserve">A combination of different values for the key </w:t>
       </w:r>
-      <w:proofErr w:type="spellStart"/>
-      <w:r>
-        <w:rPr>
-          <w:sz w:val="36"/>
-          <w:szCs w:val="36"/>
-        </w:rPr>
-        <w:t>GradientBoosting</w:t>
-      </w:r>
-      <w:proofErr w:type="spellEnd"/>
-      <w:r>
-        <w:rPr>
-          <w:sz w:val="36"/>
-          <w:szCs w:val="36"/>
-        </w:rPr>
-        <w:t xml:space="preserve"> parameters was evaluated through five-fold cross validation.</w:t>
+      <w:r>
+        <w:rPr>
+          <w:sz w:val="36"/>
+          <w:szCs w:val="36"/>
+        </w:rPr>
+        <w:t>GradientBoosting parameters was evaluated through five-fold cross validation.</w:t>
       </w:r>
     </w:p>
     <w:p>
@@ -16296,21 +14689,12 @@
           <w:szCs w:val="36"/>
         </w:rPr>
       </w:pPr>
-      <w:proofErr w:type="spellStart"/>
-      <w:r>
-        <w:rPr>
-          <w:sz w:val="36"/>
-          <w:szCs w:val="36"/>
-        </w:rPr>
-        <w:t>param_grid</w:t>
-      </w:r>
-      <w:proofErr w:type="spellEnd"/>
-      <w:r>
-        <w:rPr>
-          <w:sz w:val="36"/>
-          <w:szCs w:val="36"/>
-        </w:rPr>
-        <w:t xml:space="preserve"> = {</w:t>
+      <w:r>
+        <w:rPr>
+          <w:sz w:val="36"/>
+          <w:szCs w:val="36"/>
+        </w:rPr>
+        <w:t>param_grid = {</w:t>
       </w:r>
     </w:p>
     <w:p>
@@ -16342,23 +14726,7 @@
           <w:sz w:val="36"/>
           <w:szCs w:val="36"/>
         </w:rPr>
-        <w:t>    '</w:t>
-      </w:r>
-      <w:proofErr w:type="gramStart"/>
-      <w:r>
-        <w:rPr>
-          <w:sz w:val="36"/>
-          <w:szCs w:val="36"/>
-        </w:rPr>
-        <w:t>max</w:t>
-      </w:r>
-      <w:proofErr w:type="gramEnd"/>
-      <w:r>
-        <w:rPr>
-          <w:sz w:val="36"/>
-          <w:szCs w:val="36"/>
-        </w:rPr>
-        <w:t>_depth': [3,5,7],</w:t>
+        <w:t>    'max_depth': [3,5,7],</w:t>
       </w:r>
     </w:p>
     <w:p>
@@ -16374,39 +14742,7 @@
           <w:sz w:val="36"/>
           <w:szCs w:val="36"/>
         </w:rPr>
-        <w:t>    '</w:t>
-      </w:r>
-      <w:proofErr w:type="gramStart"/>
-      <w:r>
-        <w:rPr>
-          <w:sz w:val="36"/>
-          <w:szCs w:val="36"/>
-        </w:rPr>
-        <w:t>learning</w:t>
-      </w:r>
-      <w:proofErr w:type="gramEnd"/>
-      <w:r>
-        <w:rPr>
-          <w:sz w:val="36"/>
-          <w:szCs w:val="36"/>
-        </w:rPr>
-        <w:t>_rate</w:t>
-      </w:r>
-      <w:proofErr w:type="gramStart"/>
-      <w:r>
-        <w:rPr>
-          <w:sz w:val="36"/>
-          <w:szCs w:val="36"/>
-        </w:rPr>
-        <w:t>':[</w:t>
-      </w:r>
-      <w:proofErr w:type="gramEnd"/>
-      <w:r>
-        <w:rPr>
-          <w:sz w:val="36"/>
-          <w:szCs w:val="36"/>
-        </w:rPr>
-        <w:t>0.01,0.05,0.1]</w:t>
+        <w:t>    'learning_rate':[0.01,0.05,0.1]</w:t>
       </w:r>
     </w:p>
     <w:p>
@@ -16454,26 +14790,8 @@
           <w:sz w:val="36"/>
           <w:szCs w:val="36"/>
         </w:rPr>
-        <w:t xml:space="preserve">grid = </w:t>
-      </w:r>
-      <w:proofErr w:type="spellStart"/>
-      <w:proofErr w:type="gramStart"/>
-      <w:r>
-        <w:rPr>
-          <w:sz w:val="36"/>
-          <w:szCs w:val="36"/>
-        </w:rPr>
-        <w:t>GridSearchCV</w:t>
-      </w:r>
-      <w:proofErr w:type="spellEnd"/>
-      <w:r>
-        <w:rPr>
-          <w:sz w:val="36"/>
-          <w:szCs w:val="36"/>
-        </w:rPr>
-        <w:t>(</w:t>
-      </w:r>
-      <w:proofErr w:type="gramEnd"/>
+        <w:t>grid = GridSearchCV(</w:t>
+      </w:r>
     </w:p>
     <w:p>
       <w:pPr>
@@ -16488,39 +14806,7 @@
           <w:sz w:val="36"/>
           <w:szCs w:val="36"/>
         </w:rPr>
-        <w:t xml:space="preserve">    estimator = </w:t>
-      </w:r>
-      <w:proofErr w:type="spellStart"/>
-      <w:r>
-        <w:rPr>
-          <w:sz w:val="36"/>
-          <w:szCs w:val="36"/>
-        </w:rPr>
-        <w:t>GradientBoostingRegressor</w:t>
-      </w:r>
-      <w:proofErr w:type="spellEnd"/>
-      <w:r>
-        <w:rPr>
-          <w:sz w:val="36"/>
-          <w:szCs w:val="36"/>
-        </w:rPr>
-        <w:t>(</w:t>
-      </w:r>
-      <w:proofErr w:type="spellStart"/>
-      <w:r>
-        <w:rPr>
-          <w:sz w:val="36"/>
-          <w:szCs w:val="36"/>
-        </w:rPr>
-        <w:t>random_state</w:t>
-      </w:r>
-      <w:proofErr w:type="spellEnd"/>
-      <w:r>
-        <w:rPr>
-          <w:sz w:val="36"/>
-          <w:szCs w:val="36"/>
-        </w:rPr>
-        <w:t>=42),</w:t>
+        <w:t>    estimator = GradientBoostingRegressor(random_state=42),</w:t>
       </w:r>
     </w:p>
     <w:p>
@@ -16536,39 +14822,7 @@
           <w:sz w:val="36"/>
           <w:szCs w:val="36"/>
         </w:rPr>
-        <w:t xml:space="preserve">    </w:t>
-      </w:r>
-      <w:proofErr w:type="spellStart"/>
-      <w:r>
-        <w:rPr>
-          <w:sz w:val="36"/>
-          <w:szCs w:val="36"/>
-        </w:rPr>
-        <w:t>param_grid</w:t>
-      </w:r>
-      <w:proofErr w:type="spellEnd"/>
-      <w:r>
-        <w:rPr>
-          <w:sz w:val="36"/>
-          <w:szCs w:val="36"/>
-        </w:rPr>
-        <w:t xml:space="preserve"> = </w:t>
-      </w:r>
-      <w:proofErr w:type="spellStart"/>
-      <w:r>
-        <w:rPr>
-          <w:sz w:val="36"/>
-          <w:szCs w:val="36"/>
-        </w:rPr>
-        <w:t>param_grid</w:t>
-      </w:r>
-      <w:proofErr w:type="spellEnd"/>
-      <w:r>
-        <w:rPr>
-          <w:sz w:val="36"/>
-          <w:szCs w:val="36"/>
-        </w:rPr>
-        <w:t>,</w:t>
+        <w:t>    param_grid = param_grid,</w:t>
       </w:r>
     </w:p>
     <w:p>
@@ -16676,23 +14930,7 @@
           <w:sz w:val="36"/>
           <w:szCs w:val="36"/>
         </w:rPr>
-        <w:t xml:space="preserve"> learning_</w:t>
-      </w:r>
-      <w:proofErr w:type="gramStart"/>
-      <w:r>
-        <w:rPr>
-          <w:sz w:val="36"/>
-          <w:szCs w:val="36"/>
-        </w:rPr>
-        <w:t>rate :</w:t>
-      </w:r>
-      <w:proofErr w:type="gramEnd"/>
-      <w:r>
-        <w:rPr>
-          <w:sz w:val="36"/>
-          <w:szCs w:val="36"/>
-        </w:rPr>
-        <w:t xml:space="preserve"> 0.05, </w:t>
+        <w:t xml:space="preserve"> learning_rate : 0.05, </w:t>
       </w:r>
       <w:r>
         <w:rPr>
@@ -16857,23 +15095,7 @@
           <w:sz w:val="36"/>
           <w:szCs w:val="36"/>
         </w:rPr>
-        <w:t xml:space="preserve">. The SHAP summary plot ranks </w:t>
-      </w:r>
-      <w:proofErr w:type="gramStart"/>
-      <w:r>
-        <w:rPr>
-          <w:sz w:val="36"/>
-          <w:szCs w:val="36"/>
-        </w:rPr>
-        <w:t>features</w:t>
-      </w:r>
-      <w:proofErr w:type="gramEnd"/>
-      <w:r>
-        <w:rPr>
-          <w:sz w:val="36"/>
-          <w:szCs w:val="36"/>
-        </w:rPr>
-        <w:t xml:space="preserve"> according to their overall importance </w:t>
+        <w:t xml:space="preserve">. The SHAP summary plot ranks features according to their overall importance </w:t>
       </w:r>
       <w:r>
         <w:rPr>
@@ -16898,25 +15120,14 @@
         </w:rPr>
         <w:t xml:space="preserve">The analysis reveals the </w:t>
       </w:r>
-      <w:proofErr w:type="spellStart"/>
-      <w:r>
-        <w:rPr>
-          <w:b/>
-          <w:bCs/>
-          <w:sz w:val="36"/>
-          <w:szCs w:val="36"/>
-        </w:rPr>
-        <w:t>Segment_Full</w:t>
-      </w:r>
-      <w:proofErr w:type="spellEnd"/>
-      <w:r>
-        <w:rPr>
-          <w:b/>
-          <w:bCs/>
-          <w:sz w:val="36"/>
-          <w:szCs w:val="36"/>
-        </w:rPr>
-        <w:t>-service</w:t>
+      <w:r>
+        <w:rPr>
+          <w:b/>
+          <w:bCs/>
+          <w:sz w:val="36"/>
+          <w:szCs w:val="36"/>
+        </w:rPr>
+        <w:t>Segment_Full-service</w:t>
       </w:r>
       <w:r>
         <w:rPr>
@@ -17035,30 +15246,14 @@
           <w:sz w:val="36"/>
           <w:szCs w:val="36"/>
         </w:rPr>
-        <w:t xml:space="preserve">and the </w:t>
-      </w:r>
-      <w:proofErr w:type="gramStart"/>
-      <w:r>
-        <w:rPr>
-          <w:sz w:val="36"/>
-          <w:szCs w:val="36"/>
-        </w:rPr>
-        <w:t xml:space="preserve">various  </w:t>
-      </w:r>
-      <w:r>
-        <w:rPr>
-          <w:sz w:val="36"/>
-          <w:szCs w:val="36"/>
-        </w:rPr>
-        <w:t>delivery</w:t>
-      </w:r>
-      <w:proofErr w:type="gramEnd"/>
-      <w:r>
-        <w:rPr>
-          <w:sz w:val="36"/>
-          <w:szCs w:val="36"/>
-        </w:rPr>
-        <w:t xml:space="preserve"> channel shares exhibit moderate influence, while factors related to cuisine type </w:t>
+        <w:t xml:space="preserve">and the various  </w:t>
+      </w:r>
+      <w:r>
+        <w:rPr>
+          <w:sz w:val="36"/>
+          <w:szCs w:val="36"/>
+        </w:rPr>
+        <w:t xml:space="preserve">delivery channel shares exhibit moderate influence, while factors related to cuisine type </w:t>
       </w:r>
       <w:r>
         <w:rPr>
@@ -17081,23 +15276,7 @@
           <w:sz w:val="36"/>
           <w:szCs w:val="36"/>
         </w:rPr>
-        <w:t xml:space="preserve">The </w:t>
-      </w:r>
-      <w:proofErr w:type="spellStart"/>
-      <w:r>
-        <w:rPr>
-          <w:sz w:val="36"/>
-          <w:szCs w:val="36"/>
-        </w:rPr>
-        <w:t>color</w:t>
-      </w:r>
-      <w:proofErr w:type="spellEnd"/>
-      <w:r>
-        <w:rPr>
-          <w:sz w:val="36"/>
-          <w:szCs w:val="36"/>
-        </w:rPr>
-        <w:t xml:space="preserve"> scale represents the feature values, where red indicates higher values and blue indicates lower values. Points located on the right side of the plot contribute positively to predicted profit, whereas points on the left reduce the model output. </w:t>
+        <w:t xml:space="preserve">The color scale represents the feature values, where red indicates higher values and blue indicates lower values. Points located on the right side of the plot contribute positively to predicted profit, whereas points on the left reduce the model output. </w:t>
       </w:r>
       <w:r>
         <w:rPr>
@@ -17292,23 +15471,7 @@
           <w:sz w:val="36"/>
           <w:szCs w:val="36"/>
         </w:rPr>
-        <w:t xml:space="preserve">The residual distribution plot illustrates the frequency and </w:t>
-      </w:r>
-      <w:proofErr w:type="gramStart"/>
-      <w:r>
-        <w:rPr>
-          <w:sz w:val="36"/>
-          <w:szCs w:val="36"/>
-        </w:rPr>
-        <w:t>spread</w:t>
-      </w:r>
-      <w:proofErr w:type="gramEnd"/>
-      <w:r>
-        <w:rPr>
-          <w:sz w:val="36"/>
-          <w:szCs w:val="36"/>
-        </w:rPr>
-        <w:t xml:space="preserve"> of prediction errors generated by the machine learning model. Residuals represent the difference between the actual and predicted values of </w:t>
+        <w:t xml:space="preserve">The residual distribution plot illustrates the frequency and spread of prediction errors generated by the machine learning model. Residuals represent the difference between the actual and predicted values of </w:t>
       </w:r>
       <w:r>
         <w:rPr>
@@ -17324,23 +15487,7 @@
           <w:sz w:val="36"/>
           <w:szCs w:val="36"/>
         </w:rPr>
-        <w:t xml:space="preserve">. The histogram exhibits an approximately bell-shaped pattern </w:t>
-      </w:r>
-      <w:proofErr w:type="spellStart"/>
-      <w:r>
-        <w:rPr>
-          <w:sz w:val="36"/>
-          <w:szCs w:val="36"/>
-        </w:rPr>
-        <w:t>centered</w:t>
-      </w:r>
-      <w:proofErr w:type="spellEnd"/>
-      <w:r>
-        <w:rPr>
-          <w:sz w:val="36"/>
-          <w:szCs w:val="36"/>
-        </w:rPr>
-        <w:t xml:space="preserve"> around zero, indicating that the </w:t>
+        <w:t xml:space="preserve">. The histogram exhibits an approximately bell-shaped pattern centered around zero, indicating that the </w:t>
       </w:r>
       <w:r>
         <w:rPr>
@@ -17348,14 +15495,7 @@
           <w:szCs w:val="36"/>
         </w:rPr>
         <w:lastRenderedPageBreak/>
-        <w:t>majority of prediction errors are relatively small and randomly distributed.</w:t>
-      </w:r>
-      <w:r>
-        <w:rPr>
-          <w:sz w:val="36"/>
-          <w:szCs w:val="36"/>
-        </w:rPr>
-        <w:t xml:space="preserve"> </w:t>
+        <w:t xml:space="preserve">majority of prediction errors are relatively small and randomly distributed. </w:t>
       </w:r>
     </w:p>
     <w:p>
@@ -17371,14 +15511,7 @@
           <w:sz w:val="36"/>
           <w:szCs w:val="36"/>
         </w:rPr>
-        <w:t>Most residuals are concentrated near zero, suggesting that the model produces accurate predictions for a large proportion of restaurants. The distribution is fairly symmetric, implying that the model does not systematically overestimate or underestimate profitability. A small number of extreme residuals are observed in both the positive and negative directions, corresponding to restaurants for which the prediction errors are comparatively larger.</w:t>
-      </w:r>
-      <w:r>
-        <w:rPr>
-          <w:sz w:val="36"/>
-          <w:szCs w:val="36"/>
-        </w:rPr>
-        <w:t xml:space="preserve"> </w:t>
+        <w:t xml:space="preserve">Most residuals are concentrated near zero, suggesting that the model produces accurate predictions for a large proportion of restaurants. The distribution is fairly symmetric, implying that the model does not systematically overestimate or underestimate profitability. A small number of extreme residuals are observed in both the positive and negative directions, corresponding to restaurants for which the prediction errors are comparatively larger. </w:t>
       </w:r>
     </w:p>
     <w:p>
@@ -17394,23 +15527,7 @@
           <w:sz w:val="36"/>
           <w:szCs w:val="36"/>
         </w:rPr>
-        <w:t xml:space="preserve">Overall, the residual distribution demonstrates that the model is well calibrated and that the remaining prediction errors are largely random rather than resulting from systematic bias. This </w:t>
-      </w:r>
-      <w:proofErr w:type="spellStart"/>
-      <w:r>
-        <w:rPr>
-          <w:sz w:val="36"/>
-          <w:szCs w:val="36"/>
-        </w:rPr>
-        <w:t>behavior</w:t>
-      </w:r>
-      <w:proofErr w:type="spellEnd"/>
-      <w:r>
-        <w:rPr>
-          <w:sz w:val="36"/>
-          <w:szCs w:val="36"/>
-        </w:rPr>
-        <w:t xml:space="preserve"> supports the reliability of the model and confirms its suitability for forecasting restaurant profitability and supporting strategic decision-making.</w:t>
+        <w:t>Overall, the residual distribution demonstrates that the model is well calibrated and that the remaining prediction errors are largely random rather than resulting from systematic bias. This behavior supports the reliability of the model and confirms its suitability for forecasting restaurant profitability and supporting strategic decision-making.</w:t>
       </w:r>
     </w:p>
     <w:p>
@@ -17586,23 +15703,7 @@
           <w:szCs w:val="36"/>
         </w:rPr>
         <w:lastRenderedPageBreak/>
-        <w:t xml:space="preserve">However, the spread of residuals </w:t>
-      </w:r>
-      <w:proofErr w:type="gramStart"/>
-      <w:r>
-        <w:rPr>
-          <w:sz w:val="36"/>
-          <w:szCs w:val="36"/>
-        </w:rPr>
-        <w:t>appear</w:t>
-      </w:r>
-      <w:proofErr w:type="gramEnd"/>
-      <w:r>
-        <w:rPr>
-          <w:sz w:val="36"/>
-          <w:szCs w:val="36"/>
-        </w:rPr>
-        <w:t xml:space="preserve"> to increase slightly as predicted profit values become larger, indicating some degree of heteroscedasticity. This suggests that prediction errors tend to be more </w:t>
+        <w:t xml:space="preserve">However, the spread of residuals appear to increase slightly as predicted profit values become larger, indicating some degree of heteroscedasticity. This suggests that prediction errors tend to be more </w:t>
       </w:r>
       <w:r>
         <w:rPr>
@@ -17884,25 +15985,14 @@
           <w:szCs w:val="36"/>
         </w:rPr>
       </w:pPr>
-      <w:proofErr w:type="spellStart"/>
-      <w:r>
-        <w:rPr>
-          <w:b/>
-          <w:bCs/>
-          <w:sz w:val="36"/>
-          <w:szCs w:val="36"/>
-        </w:rPr>
-        <w:t>Segment_Full</w:t>
-      </w:r>
-      <w:proofErr w:type="spellEnd"/>
-      <w:r>
-        <w:rPr>
-          <w:b/>
-          <w:bCs/>
-          <w:sz w:val="36"/>
-          <w:szCs w:val="36"/>
-        </w:rPr>
-        <w:t>-service (Importance = 0.6489)</w:t>
+      <w:r>
+        <w:rPr>
+          <w:b/>
+          <w:bCs/>
+          <w:sz w:val="36"/>
+          <w:szCs w:val="36"/>
+        </w:rPr>
+        <w:t>Segment_Full-service (Importance = 0.6489)</w:t>
       </w:r>
     </w:p>
     <w:p>
@@ -18863,23 +16953,7 @@
           <w:sz w:val="36"/>
           <w:szCs w:val="36"/>
         </w:rPr>
-        <w:t xml:space="preserve">for uncertainty and </w:t>
-      </w:r>
-      <w:proofErr w:type="gramStart"/>
-      <w:r>
-        <w:rPr>
-          <w:sz w:val="36"/>
-          <w:szCs w:val="36"/>
-        </w:rPr>
-        <w:t>risk ,</w:t>
-      </w:r>
-      <w:proofErr w:type="gramEnd"/>
-      <w:r>
-        <w:rPr>
-          <w:sz w:val="36"/>
-          <w:szCs w:val="36"/>
-        </w:rPr>
-        <w:t xml:space="preserve"> a Monte Carlo Simulation was performed by </w:t>
+        <w:t xml:space="preserve">for uncertainty and risk , a Monte Carlo Simulation was performed by </w:t>
       </w:r>
       <w:r>
         <w:rPr>
@@ -19530,8 +17604,11 @@
       <w:pPr>
         <w:ind w:left="720"/>
         <w:rPr>
-          <w:sz w:val="36"/>
-          <w:szCs w:val="36"/>
+          <w:b/>
+          <w:bCs/>
+          <w:sz w:val="36"/>
+          <w:szCs w:val="36"/>
+          <w:u w:val="single"/>
         </w:rPr>
       </w:pPr>
     </w:p>
@@ -19554,6 +17631,140 @@
           <w:szCs w:val="36"/>
           <w:u w:val="single"/>
         </w:rPr>
+        <w:t>Executive Summary for Government Stakeholders</w:t>
+      </w:r>
+    </w:p>
+    <w:p>
+      <w:pPr>
+        <w:ind w:left="720"/>
+        <w:rPr>
+          <w:sz w:val="36"/>
+          <w:szCs w:val="36"/>
+        </w:rPr>
+      </w:pPr>
+      <w:r>
+        <w:rPr>
+          <w:sz w:val="36"/>
+          <w:szCs w:val="36"/>
+        </w:rPr>
+        <w:t>This project presents a data-driven framework designed to enhance decision-making and operational efficiency</w:t>
+      </w:r>
+      <w:r>
+        <w:rPr>
+          <w:sz w:val="36"/>
+          <w:szCs w:val="36"/>
+        </w:rPr>
+        <w:t xml:space="preserve"> through predictive analytics and optimization techniques. By leveraging machine learning models and interactive dashboards</w:t>
+      </w:r>
+      <w:r>
+        <w:rPr>
+          <w:sz w:val="36"/>
+          <w:szCs w:val="36"/>
+        </w:rPr>
+        <w:t>, the solution enables stakeholders to forecast outcomes, evaluate alternative scenarios, assess risks, and identify optimal strategies for resource allocation and performance improvement.</w:t>
+      </w:r>
+    </w:p>
+    <w:p>
+      <w:pPr>
+        <w:rPr>
+          <w:sz w:val="36"/>
+          <w:szCs w:val="36"/>
+        </w:rPr>
+      </w:pPr>
+    </w:p>
+    <w:p>
+      <w:pPr>
+        <w:ind w:left="720"/>
+        <w:rPr>
+          <w:sz w:val="36"/>
+          <w:szCs w:val="36"/>
+        </w:rPr>
+      </w:pPr>
+      <w:r>
+        <w:rPr>
+          <w:sz w:val="36"/>
+          <w:szCs w:val="36"/>
+        </w:rPr>
+        <w:t xml:space="preserve">The framework provides actionable insights through key performance indicators, sensitivity analysis, Monte Carlo simulation and optimization models.  These capabilities support evidence-based policy formulation, </w:t>
+      </w:r>
+      <w:r>
+        <w:rPr>
+          <w:sz w:val="36"/>
+          <w:szCs w:val="36"/>
+        </w:rPr>
+        <w:t>improve transparency, and facilitate proactive planning under uncertain conditions.</w:t>
+      </w:r>
+    </w:p>
+    <w:p>
+      <w:pPr>
+        <w:ind w:left="720"/>
+        <w:rPr>
+          <w:sz w:val="36"/>
+          <w:szCs w:val="36"/>
+        </w:rPr>
+      </w:pPr>
+    </w:p>
+    <w:p>
+      <w:pPr>
+        <w:ind w:left="720"/>
+        <w:rPr>
+          <w:sz w:val="36"/>
+          <w:szCs w:val="36"/>
+        </w:rPr>
+      </w:pPr>
+      <w:r>
+        <w:rPr>
+          <w:sz w:val="36"/>
+          <w:szCs w:val="36"/>
+        </w:rPr>
+        <w:lastRenderedPageBreak/>
+        <w:t>By integrating advanced analytics with user-friendly visualizations, the project empowers government agencies to make informed decisions, optimize operational processes</w:t>
+      </w:r>
+      <w:r>
+        <w:rPr>
+          <w:sz w:val="36"/>
+          <w:szCs w:val="36"/>
+        </w:rPr>
+        <w:t>, and maximize the effectiveness of public resources. The approach promotes sustainable growth, improved service delivery and enhanced accountability while supporting long-term strategic objectives.</w:t>
+      </w:r>
+    </w:p>
+    <w:p>
+      <w:pPr>
+        <w:ind w:left="720"/>
+        <w:rPr>
+          <w:sz w:val="36"/>
+          <w:szCs w:val="36"/>
+        </w:rPr>
+      </w:pPr>
+    </w:p>
+    <w:p>
+      <w:pPr>
+        <w:ind w:left="720"/>
+        <w:rPr>
+          <w:sz w:val="36"/>
+          <w:szCs w:val="36"/>
+        </w:rPr>
+      </w:pPr>
+    </w:p>
+    <w:p>
+      <w:pPr>
+        <w:ind w:left="720"/>
+        <w:rPr>
+          <w:b/>
+          <w:bCs/>
+          <w:sz w:val="36"/>
+          <w:szCs w:val="36"/>
+          <w:u w:val="single"/>
+        </w:rPr>
+      </w:pPr>
+      <w:r>
+        <w:rPr>
+          <w:b/>
+          <w:bCs/>
+          <w:sz w:val="36"/>
+          <w:szCs w:val="36"/>
+          <w:u w:val="single"/>
+        </w:rPr>
         <w:t>Conclusion:</w:t>
       </w:r>
     </w:p>
@@ -19648,7 +17859,15 @@
           <w:sz w:val="36"/>
           <w:szCs w:val="36"/>
         </w:rPr>
-        <w:t>Advanced validation techniques, including cross-validation and hyperparameter tuning, confirmed the robustness and reliability of the selected model.</w:t>
+        <w:t xml:space="preserve">Advanced validation techniques, including cross-validation and </w:t>
+      </w:r>
+      <w:r>
+        <w:rPr>
+          <w:sz w:val="36"/>
+          <w:szCs w:val="36"/>
+        </w:rPr>
+        <w:lastRenderedPageBreak/>
+        <w:t>hyperparameter tuning, confirmed the robustness and reliability of the selected model.</w:t>
       </w:r>
     </w:p>
     <w:p>
@@ -19664,29 +17883,89 @@
           <w:sz w:val="36"/>
           <w:szCs w:val="36"/>
         </w:rPr>
+        <w:t xml:space="preserve">Feature importance analysis and SHAP explainability provided valuable insights into the drivers of profitability, enhancing model transparency and supporting managerial interpretation. Scenario analysis, Monte Carlo simulation, and </w:t>
+      </w:r>
+      <w:r>
+        <w:rPr>
+          <w:sz w:val="36"/>
+          <w:szCs w:val="36"/>
+        </w:rPr>
+        <w:t>sensitivity analysis enabled the assessment of risk and uncertainty under varying business conditions.</w:t>
+      </w:r>
+      <w:r>
+        <w:rPr>
+          <w:sz w:val="36"/>
+          <w:szCs w:val="36"/>
+        </w:rPr>
+        <w:t xml:space="preserve"> The optimization layer further identified the most profitable channel allocation strategies and quantified the potential improvement achiev</w:t>
+      </w:r>
+      <w:r>
+        <w:rPr>
+          <w:sz w:val="36"/>
+          <w:szCs w:val="36"/>
+        </w:rPr>
+        <w:t>able through data-driven decision making.</w:t>
+      </w:r>
+    </w:p>
+    <w:p>
+      <w:pPr>
+        <w:ind w:left="720"/>
+        <w:rPr>
+          <w:sz w:val="36"/>
+          <w:szCs w:val="36"/>
+        </w:rPr>
+      </w:pPr>
+      <w:r>
+        <w:rPr>
+          <w:sz w:val="36"/>
+          <w:szCs w:val="36"/>
+        </w:rPr>
+        <w:t xml:space="preserve">The integration of these analytical components into an interactive Streamlit dashboard transformed the project into a practical business intelligence tool capable of supporting real-time strategic decisions. The dashboard allows managers to perform profit prediction, what-if analysis, </w:t>
+      </w:r>
+      <w:r>
+        <w:rPr>
+          <w:sz w:val="36"/>
+          <w:szCs w:val="36"/>
+        </w:rPr>
+        <w:t>risk assessment, channel optimization, and executive recommendations in a user-friendly environment.</w:t>
+      </w:r>
+    </w:p>
+    <w:p>
+      <w:pPr>
+        <w:ind w:left="720"/>
+        <w:rPr>
+          <w:sz w:val="36"/>
+          <w:szCs w:val="36"/>
+        </w:rPr>
+      </w:pPr>
+      <w:r>
+        <w:rPr>
+          <w:sz w:val="36"/>
+          <w:szCs w:val="36"/>
+        </w:rPr>
+        <w:t xml:space="preserve">Overall, the study demonstrates that machine learning and optimization techniques can effectively support restaurant profitability management by providing accurate forecasts, identifying </w:t>
+      </w:r>
+      <w:r>
+        <w:rPr>
+          <w:sz w:val="36"/>
+          <w:szCs w:val="36"/>
+        </w:rPr>
+        <w:t>critical business drivers, evaluating alternative scenarios, and recommending optimal operational strategies. The proposed</w:t>
+      </w:r>
+      <w:r>
+        <w:rPr>
+          <w:sz w:val="36"/>
+          <w:szCs w:val="36"/>
+        </w:rPr>
+        <w:t xml:space="preserve"> framework offers a scalable and data-driven approach that can help </w:t>
+      </w:r>
+      <w:r>
+        <w:rPr>
+          <w:sz w:val="36"/>
+          <w:szCs w:val="36"/>
+        </w:rPr>
         <w:lastRenderedPageBreak/>
-        <w:t xml:space="preserve">Feature importance analysis and SHAP explainability provided valuable insights into the drivers of profitability, enhancing model transparency and supporting managerial interpretation. Scenario analysis, Monte Carlo simulation, and </w:t>
-      </w:r>
-      <w:r>
-        <w:rPr>
-          <w:sz w:val="36"/>
-          <w:szCs w:val="36"/>
-        </w:rPr>
-        <w:t>sensitivity analysis enabled the assessment of risk and uncertainty under varying business conditions.</w:t>
-      </w:r>
-      <w:r>
-        <w:rPr>
-          <w:sz w:val="36"/>
-          <w:szCs w:val="36"/>
-        </w:rPr>
-        <w:t xml:space="preserve"> The optimization layer further identified the most profitable channel allocation strategies and quantified the potential improvement achiev</w:t>
-      </w:r>
-      <w:r>
-        <w:rPr>
-          <w:sz w:val="36"/>
-          <w:szCs w:val="36"/>
-        </w:rPr>
-        <w:t>able through data-driven decision making.</w:t>
+        <w:t>restaurant operators improve efficiency, reduce risk, and maximize long-term profitability.</w:t>
       </w:r>
     </w:p>
     <w:p>
@@ -19697,64 +17976,11 @@
           <w:szCs w:val="36"/>
         </w:rPr>
       </w:pPr>
-      <w:r>
-        <w:rPr>
-          <w:sz w:val="36"/>
-          <w:szCs w:val="36"/>
-        </w:rPr>
-        <w:t xml:space="preserve">The integration of these analytical components into an interactive Streamlit dashboard transformed the project into a practical business intelligence tool capable of supporting real-time strategic decisions. The dashboard allows managers to perform profit prediction, what-if analysis, </w:t>
-      </w:r>
-      <w:r>
-        <w:rPr>
-          <w:sz w:val="36"/>
-          <w:szCs w:val="36"/>
-        </w:rPr>
-        <w:t>risk assessment, channel optimization, and executive recommendations in a user-friendly environment.</w:t>
-      </w:r>
     </w:p>
     <w:p>
       <w:pPr>
         <w:ind w:left="720"/>
         <w:rPr>
-          <w:sz w:val="36"/>
-          <w:szCs w:val="36"/>
-        </w:rPr>
-      </w:pPr>
-      <w:r>
-        <w:rPr>
-          <w:sz w:val="36"/>
-          <w:szCs w:val="36"/>
-        </w:rPr>
-        <w:t xml:space="preserve">Overall, the study demonstrates that machine learning and optimization techniques can effectively support restaurant profitability management by providing accurate forecasts, identifying </w:t>
-      </w:r>
-      <w:r>
-        <w:rPr>
-          <w:sz w:val="36"/>
-          <w:szCs w:val="36"/>
-        </w:rPr>
-        <w:t>critical business drivers, evaluating alternative scenarios, and recommending optimal operational strategies. The proposed</w:t>
-      </w:r>
-      <w:r>
-        <w:rPr>
-          <w:sz w:val="36"/>
-          <w:szCs w:val="36"/>
-        </w:rPr>
-        <w:t xml:space="preserve"> framework offers a scalable and data-driven approach that can help restaurant operators improve efficiency, reduce risk, and maximize long-term profitability.</w:t>
-      </w:r>
-    </w:p>
-    <w:p>
-      <w:pPr>
-        <w:ind w:left="720"/>
-        <w:rPr>
-          <w:sz w:val="36"/>
-          <w:szCs w:val="36"/>
-        </w:rPr>
-      </w:pPr>
-    </w:p>
-    <w:p>
-      <w:pPr>
-        <w:ind w:left="720"/>
-        <w:rPr>
           <w:b/>
           <w:bCs/>
           <w:sz w:val="36"/>
@@ -19770,7 +17996,6 @@
           <w:szCs w:val="36"/>
           <w:u w:val="single"/>
         </w:rPr>
-        <w:lastRenderedPageBreak/>
         <w:t>Future Scope:</w:t>
       </w:r>
     </w:p>
@@ -20650,7 +18875,7 @@
         <w:rFonts w:hint="default"/>
       </w:rPr>
     </w:lvl>
-    <w:lvl w:ilvl="1" w:tplc="40090019" w:tentative="1">
+    <w:lvl w:ilvl="1" w:tplc="40090019">
       <w:start w:val="1"/>
       <w:numFmt w:val="lowerLetter"/>
       <w:lvlText w:val="%2."/>
@@ -22780,6 +21005,7 @@
   <w:style w:type="character" w:default="1" w:styleId="DefaultParagraphFont">
     <w:name w:val="Default Paragraph Font"/>
     <w:uiPriority w:val="1"/>
+    <w:semiHidden/>
     <w:unhideWhenUsed/>
   </w:style>
   <w:style w:type="table" w:default="1" w:styleId="TableNormal">
